--- a/eles_alapvizsga_2026.docx
+++ b/eles_alapvizsga_2026.docx
@@ -2324,14 +2324,12 @@
       <w:r>
         <w:t xml:space="preserve">A képek megtalálhatóak a forrásanyagok között elhelyezett </w:t>
       </w:r>
-      <w:proofErr w:type="spellStart"/>
       <w:r>
         <w:rPr>
           <w:highlight w:val="cyan"/>
         </w:rPr>
         <w:t>oldal_kepek</w:t>
       </w:r>
-      <w:proofErr w:type="spellEnd"/>
       <w:r>
         <w:t xml:space="preserve"> mappában</w:t>
       </w:r>
@@ -2407,6 +2405,460 @@
     </w:p>
     <w:p>
       <w:pPr>
+        <w:pStyle w:val="Listaszerbekezds"/>
+        <w:shd w:val="clear" w:color="auto" w:fill="FFFFFF"/>
+        <w:tabs>
+          <w:tab w:val="left" w:pos="916"/>
+          <w:tab w:val="left" w:pos="1832"/>
+          <w:tab w:val="left" w:pos="2748"/>
+          <w:tab w:val="left" w:pos="3664"/>
+          <w:tab w:val="left" w:pos="4580"/>
+          <w:tab w:val="left" w:pos="5496"/>
+          <w:tab w:val="left" w:pos="6412"/>
+          <w:tab w:val="left" w:pos="7328"/>
+          <w:tab w:val="left" w:pos="8244"/>
+          <w:tab w:val="left" w:pos="9160"/>
+          <w:tab w:val="left" w:pos="10076"/>
+          <w:tab w:val="left" w:pos="10992"/>
+          <w:tab w:val="left" w:pos="11908"/>
+          <w:tab w:val="left" w:pos="12824"/>
+          <w:tab w:val="left" w:pos="13740"/>
+          <w:tab w:val="left" w:pos="14656"/>
+        </w:tabs>
+        <w:spacing w:after="0" w:line="240" w:lineRule="auto"/>
+        <w:jc w:val="both"/>
+        <w:rPr>
+          <w:rFonts w:eastAsia="Times New Roman" w:cs="Courier New"/>
+          <w:color w:val="000000"/>
+          <w:kern w:val="0"/>
+          <w:lang w:eastAsia="hu-HU"/>
+          <w14:ligatures w14:val="none"/>
+        </w:rPr>
+      </w:pPr>
+      <w:r>
+        <w:rPr>
+          <w:rFonts w:eastAsia="Times New Roman" w:cs="Courier New"/>
+          <w:color w:val="000000"/>
+          <w:kern w:val="0"/>
+          <w:lang w:eastAsia="hu-HU"/>
+          <w14:ligatures w14:val="none"/>
+        </w:rPr>
+        <w:t xml:space="preserve">Hozz létre egy </w:t>
+      </w:r>
+      <w:r>
+        <w:rPr>
+          <w:rFonts w:eastAsia="Times New Roman" w:cs="Courier New"/>
+          <w:color w:val="000000"/>
+          <w:kern w:val="0"/>
+          <w:highlight w:val="cyan"/>
+          <w:lang w:eastAsia="hu-HU"/>
+          <w14:ligatures w14:val="none"/>
+        </w:rPr>
+        <w:t>feladat_01.py</w:t>
+      </w:r>
+      <w:r>
+        <w:rPr>
+          <w:rFonts w:eastAsia="Times New Roman" w:cs="Courier New"/>
+          <w:color w:val="000000"/>
+          <w:kern w:val="0"/>
+          <w:lang w:eastAsia="hu-HU"/>
+          <w14:ligatures w14:val="none"/>
+        </w:rPr>
+        <w:t xml:space="preserve"> nevű állományt és a feladatot ebben old meg</w:t>
+      </w:r>
+      <w:r>
+        <w:rPr>
+          <w:rFonts w:eastAsia="Times New Roman" w:cs="Courier New"/>
+          <w:color w:val="000000"/>
+          <w:kern w:val="0"/>
+          <w:lang w:eastAsia="hu-HU"/>
+          <w14:ligatures w14:val="none"/>
+        </w:rPr>
+        <w:t>.</w:t>
+      </w:r>
+    </w:p>
+    <w:p>
+      <w:pPr>
+        <w:pStyle w:val="Listaszerbekezds"/>
+        <w:shd w:val="clear" w:color="auto" w:fill="FFFFFF"/>
+        <w:tabs>
+          <w:tab w:val="left" w:pos="916"/>
+          <w:tab w:val="left" w:pos="1832"/>
+          <w:tab w:val="left" w:pos="2748"/>
+          <w:tab w:val="left" w:pos="3664"/>
+          <w:tab w:val="left" w:pos="4580"/>
+          <w:tab w:val="left" w:pos="5496"/>
+          <w:tab w:val="left" w:pos="6412"/>
+          <w:tab w:val="left" w:pos="7328"/>
+          <w:tab w:val="left" w:pos="8244"/>
+          <w:tab w:val="left" w:pos="9160"/>
+          <w:tab w:val="left" w:pos="10076"/>
+          <w:tab w:val="left" w:pos="10992"/>
+          <w:tab w:val="left" w:pos="11908"/>
+          <w:tab w:val="left" w:pos="12824"/>
+          <w:tab w:val="left" w:pos="13740"/>
+          <w:tab w:val="left" w:pos="14656"/>
+        </w:tabs>
+        <w:spacing w:after="0" w:line="240" w:lineRule="auto"/>
+        <w:jc w:val="both"/>
+        <w:rPr>
+          <w:rFonts w:eastAsia="Times New Roman" w:cs="Courier New"/>
+          <w:color w:val="000000"/>
+          <w:kern w:val="0"/>
+          <w:lang w:eastAsia="hu-HU"/>
+          <w14:ligatures w14:val="none"/>
+        </w:rPr>
+      </w:pPr>
+      <w:r>
+        <w:rPr>
+          <w:rFonts w:eastAsia="Times New Roman" w:cs="Courier New"/>
+          <w:color w:val="000000"/>
+          <w:kern w:val="0"/>
+          <w:lang w:eastAsia="hu-HU"/>
+          <w14:ligatures w14:val="none"/>
+        </w:rPr>
+        <w:t xml:space="preserve">a) Kérj be két pozitív egész számot </w:t>
+      </w:r>
+      <w:r>
+        <w:rPr>
+          <w:rFonts w:eastAsia="Times New Roman" w:cs="Courier New"/>
+          <w:color w:val="000000"/>
+          <w:kern w:val="0"/>
+          <w:highlight w:val="cyan"/>
+          <w:lang w:eastAsia="hu-HU"/>
+          <w14:ligatures w14:val="none"/>
+        </w:rPr>
+        <w:t>minErtek</w:t>
+      </w:r>
+      <w:r>
+        <w:rPr>
+          <w:rFonts w:eastAsia="Times New Roman" w:cs="Courier New"/>
+          <w:color w:val="000000"/>
+          <w:kern w:val="0"/>
+          <w:lang w:eastAsia="hu-HU"/>
+          <w14:ligatures w14:val="none"/>
+        </w:rPr>
+        <w:t xml:space="preserve"> és </w:t>
+      </w:r>
+      <w:r>
+        <w:rPr>
+          <w:rFonts w:eastAsia="Times New Roman" w:cs="Courier New"/>
+          <w:color w:val="000000"/>
+          <w:kern w:val="0"/>
+          <w:highlight w:val="cyan"/>
+          <w:lang w:eastAsia="hu-HU"/>
+          <w14:ligatures w14:val="none"/>
+        </w:rPr>
+        <w:t>maxErtek</w:t>
+      </w:r>
+      <w:r>
+        <w:rPr>
+          <w:rFonts w:eastAsia="Times New Roman" w:cs="Courier New"/>
+          <w:color w:val="000000"/>
+          <w:kern w:val="0"/>
+          <w:lang w:eastAsia="hu-HU"/>
+          <w14:ligatures w14:val="none"/>
+        </w:rPr>
+        <w:t xml:space="preserve"> néven. </w:t>
+      </w:r>
+      <w:r>
+        <w:rPr>
+          <w:rFonts w:eastAsia="Times New Roman" w:cs="Courier New"/>
+          <w:b/>
+          <w:bCs/>
+          <w:color w:val="000000"/>
+          <w:kern w:val="0"/>
+          <w:lang w:eastAsia="hu-HU"/>
+          <w14:ligatures w14:val="none"/>
+        </w:rPr>
+        <w:t>(2 pont)</w:t>
+      </w:r>
+    </w:p>
+    <w:p>
+      <w:pPr>
+        <w:pStyle w:val="Listaszerbekezds"/>
+        <w:shd w:val="clear" w:color="auto" w:fill="FFFFFF"/>
+        <w:tabs>
+          <w:tab w:val="left" w:pos="916"/>
+          <w:tab w:val="left" w:pos="1832"/>
+          <w:tab w:val="left" w:pos="2748"/>
+          <w:tab w:val="left" w:pos="3664"/>
+          <w:tab w:val="left" w:pos="4580"/>
+          <w:tab w:val="left" w:pos="5496"/>
+          <w:tab w:val="left" w:pos="6412"/>
+          <w:tab w:val="left" w:pos="7328"/>
+          <w:tab w:val="left" w:pos="8244"/>
+          <w:tab w:val="left" w:pos="9160"/>
+          <w:tab w:val="left" w:pos="10076"/>
+          <w:tab w:val="left" w:pos="10992"/>
+          <w:tab w:val="left" w:pos="11908"/>
+          <w:tab w:val="left" w:pos="12824"/>
+          <w:tab w:val="left" w:pos="13740"/>
+          <w:tab w:val="left" w:pos="14656"/>
+        </w:tabs>
+        <w:spacing w:after="0" w:line="240" w:lineRule="auto"/>
+        <w:jc w:val="both"/>
+        <w:rPr>
+          <w:rFonts w:eastAsia="Times New Roman" w:cs="Courier New"/>
+          <w:color w:val="000000"/>
+          <w:kern w:val="0"/>
+          <w:lang w:eastAsia="hu-HU"/>
+          <w14:ligatures w14:val="none"/>
+        </w:rPr>
+      </w:pPr>
+      <w:r>
+        <w:rPr>
+          <w:rFonts w:eastAsia="Times New Roman" w:cs="Courier New"/>
+          <w:color w:val="000000"/>
+          <w:kern w:val="0"/>
+          <w:lang w:eastAsia="hu-HU"/>
+          <w14:ligatures w14:val="none"/>
+        </w:rPr>
+        <w:t xml:space="preserve">b) Rendezd őket növekvő sorrendbe. </w:t>
+      </w:r>
+      <w:r>
+        <w:rPr>
+          <w:rFonts w:eastAsia="Times New Roman" w:cs="Courier New"/>
+          <w:b/>
+          <w:bCs/>
+          <w:color w:val="000000"/>
+          <w:kern w:val="0"/>
+          <w:lang w:eastAsia="hu-HU"/>
+          <w14:ligatures w14:val="none"/>
+        </w:rPr>
+        <w:t>(2 pont)</w:t>
+      </w:r>
+    </w:p>
+    <w:p>
+      <w:pPr>
+        <w:pStyle w:val="Listaszerbekezds"/>
+        <w:shd w:val="clear" w:color="auto" w:fill="FFFFFF"/>
+        <w:tabs>
+          <w:tab w:val="left" w:pos="916"/>
+          <w:tab w:val="left" w:pos="1832"/>
+          <w:tab w:val="left" w:pos="2748"/>
+          <w:tab w:val="left" w:pos="3664"/>
+          <w:tab w:val="left" w:pos="4580"/>
+          <w:tab w:val="left" w:pos="5496"/>
+          <w:tab w:val="left" w:pos="6412"/>
+          <w:tab w:val="left" w:pos="7328"/>
+          <w:tab w:val="left" w:pos="8244"/>
+          <w:tab w:val="left" w:pos="9160"/>
+          <w:tab w:val="left" w:pos="10076"/>
+          <w:tab w:val="left" w:pos="10992"/>
+          <w:tab w:val="left" w:pos="11908"/>
+          <w:tab w:val="left" w:pos="12824"/>
+          <w:tab w:val="left" w:pos="13740"/>
+          <w:tab w:val="left" w:pos="14656"/>
+        </w:tabs>
+        <w:spacing w:after="0" w:line="240" w:lineRule="auto"/>
+        <w:jc w:val="both"/>
+        <w:rPr>
+          <w:rFonts w:eastAsia="Times New Roman" w:cs="Courier New"/>
+          <w:color w:val="000000"/>
+          <w:kern w:val="0"/>
+          <w:lang w:eastAsia="hu-HU"/>
+          <w14:ligatures w14:val="none"/>
+        </w:rPr>
+      </w:pPr>
+      <w:r>
+        <w:rPr>
+          <w:rFonts w:eastAsia="Times New Roman" w:cs="Courier New"/>
+          <w:color w:val="000000"/>
+          <w:kern w:val="0"/>
+          <w:lang w:eastAsia="hu-HU"/>
+          <w14:ligatures w14:val="none"/>
+        </w:rPr>
+        <w:t xml:space="preserve">c) Írasd ki azokat a közöttük lévő </w:t>
+      </w:r>
+      <w:r>
+        <w:rPr>
+          <w:rFonts w:eastAsia="Times New Roman" w:cs="Courier New"/>
+          <w:color w:val="000000"/>
+          <w:kern w:val="0"/>
+          <w:lang w:eastAsia="hu-HU"/>
+          <w14:ligatures w14:val="none"/>
+        </w:rPr>
+        <w:t xml:space="preserve">páros </w:t>
+      </w:r>
+      <w:r>
+        <w:rPr>
+          <w:rFonts w:eastAsia="Times New Roman" w:cs="Courier New"/>
+          <w:color w:val="000000"/>
+          <w:kern w:val="0"/>
+          <w:lang w:eastAsia="hu-HU"/>
+          <w14:ligatures w14:val="none"/>
+        </w:rPr>
+        <w:t>pozitív egész számokat, amelyek oszthatók</w:t>
+      </w:r>
+      <w:r>
+        <w:rPr>
+          <w:rFonts w:eastAsia="Times New Roman" w:cs="Courier New"/>
+          <w:color w:val="000000"/>
+          <w:kern w:val="0"/>
+          <w:lang w:eastAsia="hu-HU"/>
+          <w14:ligatures w14:val="none"/>
+        </w:rPr>
+        <w:t xml:space="preserve"> </w:t>
+      </w:r>
+      <w:r>
+        <w:rPr>
+          <w:rFonts w:eastAsia="Times New Roman" w:cs="Courier New"/>
+          <w:color w:val="000000"/>
+          <w:kern w:val="0"/>
+          <w:lang w:eastAsia="hu-HU"/>
+          <w14:ligatures w14:val="none"/>
+        </w:rPr>
+        <w:t>7</w:t>
+      </w:r>
+      <w:r>
+        <w:rPr>
+          <w:rFonts w:eastAsia="Times New Roman" w:cs="Courier New"/>
+          <w:color w:val="000000"/>
+          <w:kern w:val="0"/>
+          <w:lang w:eastAsia="hu-HU"/>
+          <w14:ligatures w14:val="none"/>
+        </w:rPr>
+        <w:t>-</w:t>
+      </w:r>
+      <w:r>
+        <w:rPr>
+          <w:rFonts w:eastAsia="Times New Roman" w:cs="Courier New"/>
+          <w:color w:val="000000"/>
+          <w:kern w:val="0"/>
+          <w:lang w:eastAsia="hu-HU"/>
+          <w14:ligatures w14:val="none"/>
+        </w:rPr>
+        <w:t>t</w:t>
+      </w:r>
+      <w:r>
+        <w:rPr>
+          <w:rFonts w:eastAsia="Times New Roman" w:cs="Courier New"/>
+          <w:color w:val="000000"/>
+          <w:kern w:val="0"/>
+          <w:lang w:eastAsia="hu-HU"/>
+          <w14:ligatures w14:val="none"/>
+        </w:rPr>
+        <w:t>el</w:t>
+      </w:r>
+      <w:r>
+        <w:rPr>
+          <w:rFonts w:eastAsia="Times New Roman" w:cs="Courier New"/>
+          <w:color w:val="000000"/>
+          <w:kern w:val="0"/>
+          <w:lang w:eastAsia="hu-HU"/>
+          <w14:ligatures w14:val="none"/>
+        </w:rPr>
+        <w:t xml:space="preserve">. </w:t>
+      </w:r>
+      <w:r>
+        <w:rPr>
+          <w:rFonts w:eastAsia="Times New Roman" w:cs="Courier New"/>
+          <w:b/>
+          <w:bCs/>
+          <w:color w:val="000000"/>
+          <w:kern w:val="0"/>
+          <w:lang w:eastAsia="hu-HU"/>
+          <w14:ligatures w14:val="none"/>
+        </w:rPr>
+        <w:t>(2 pont)</w:t>
+      </w:r>
+    </w:p>
+    <w:p>
+      <w:pPr>
+        <w:pStyle w:val="Listaszerbekezds"/>
+        <w:shd w:val="clear" w:color="auto" w:fill="FFFFFF"/>
+        <w:tabs>
+          <w:tab w:val="left" w:pos="916"/>
+          <w:tab w:val="left" w:pos="1832"/>
+          <w:tab w:val="left" w:pos="2748"/>
+          <w:tab w:val="left" w:pos="3664"/>
+          <w:tab w:val="left" w:pos="4580"/>
+          <w:tab w:val="left" w:pos="5496"/>
+          <w:tab w:val="left" w:pos="6412"/>
+          <w:tab w:val="left" w:pos="7328"/>
+          <w:tab w:val="left" w:pos="8244"/>
+          <w:tab w:val="left" w:pos="9160"/>
+          <w:tab w:val="left" w:pos="10076"/>
+          <w:tab w:val="left" w:pos="10992"/>
+          <w:tab w:val="left" w:pos="11908"/>
+          <w:tab w:val="left" w:pos="12824"/>
+          <w:tab w:val="left" w:pos="13740"/>
+          <w:tab w:val="left" w:pos="14656"/>
+        </w:tabs>
+        <w:spacing w:after="0" w:line="240" w:lineRule="auto"/>
+        <w:jc w:val="both"/>
+        <w:rPr>
+          <w:rFonts w:eastAsia="Times New Roman" w:cs="Courier New"/>
+          <w:b/>
+          <w:bCs/>
+          <w:color w:val="000000"/>
+          <w:kern w:val="0"/>
+          <w:lang w:eastAsia="hu-HU"/>
+          <w14:ligatures w14:val="none"/>
+        </w:rPr>
+      </w:pPr>
+      <w:r>
+        <w:rPr>
+          <w:rFonts w:eastAsia="Times New Roman" w:cs="Courier New"/>
+          <w:color w:val="000000"/>
+          <w:kern w:val="0"/>
+          <w:lang w:eastAsia="hu-HU"/>
+          <w14:ligatures w14:val="none"/>
+        </w:rPr>
+        <w:t xml:space="preserve">Ha nincs ilyen, írasd ki: **Nem található megfelelő szám.** </w:t>
+      </w:r>
+      <w:r>
+        <w:rPr>
+          <w:rFonts w:eastAsia="Times New Roman" w:cs="Courier New"/>
+          <w:b/>
+          <w:bCs/>
+          <w:color w:val="000000"/>
+          <w:kern w:val="0"/>
+          <w:lang w:eastAsia="hu-HU"/>
+          <w14:ligatures w14:val="none"/>
+        </w:rPr>
+        <w:t>(2 pont)</w:t>
+      </w:r>
+    </w:p>
+    <w:p>
+      <w:pPr>
+        <w:pStyle w:val="Listaszerbekezds"/>
+        <w:shd w:val="clear" w:color="auto" w:fill="FFFFFF"/>
+        <w:tabs>
+          <w:tab w:val="left" w:pos="916"/>
+          <w:tab w:val="left" w:pos="1832"/>
+          <w:tab w:val="left" w:pos="2748"/>
+          <w:tab w:val="left" w:pos="3664"/>
+          <w:tab w:val="left" w:pos="4580"/>
+          <w:tab w:val="left" w:pos="5496"/>
+          <w:tab w:val="left" w:pos="6412"/>
+          <w:tab w:val="left" w:pos="7328"/>
+          <w:tab w:val="left" w:pos="8244"/>
+          <w:tab w:val="left" w:pos="9160"/>
+          <w:tab w:val="left" w:pos="10076"/>
+          <w:tab w:val="left" w:pos="10992"/>
+          <w:tab w:val="left" w:pos="11908"/>
+          <w:tab w:val="left" w:pos="12824"/>
+          <w:tab w:val="left" w:pos="13740"/>
+          <w:tab w:val="left" w:pos="14656"/>
+        </w:tabs>
+        <w:spacing w:after="0" w:line="240" w:lineRule="auto"/>
+        <w:jc w:val="both"/>
+        <w:rPr>
+          <w:rFonts w:eastAsia="Times New Roman" w:cs="Courier New"/>
+          <w:color w:val="000000"/>
+          <w:kern w:val="0"/>
+          <w:lang w:eastAsia="hu-HU"/>
+          <w14:ligatures w14:val="none"/>
+        </w:rPr>
+      </w:pPr>
+      <w:r>
+        <w:t>Az eredményt a lenti minta szerint írasd ki!</w:t>
+      </w:r>
+    </w:p>
+    <w:p>
+      <w:pPr>
         <w:ind w:left="360"/>
         <w:jc w:val="both"/>
         <w:rPr>
@@ -2414,52 +2866,6 @@
           <w:bCs/>
         </w:rPr>
       </w:pPr>
-      <w:r>
-        <w:t xml:space="preserve">Hozz létre egy állományt </w:t>
-      </w:r>
-      <w:r>
-        <w:rPr>
-          <w:highlight w:val="cyan"/>
-        </w:rPr>
-        <w:t>feladat1.py</w:t>
-      </w:r>
-      <w:r>
-        <w:t xml:space="preserve"> néven! </w:t>
-      </w:r>
-      <w:r>
-        <w:t>Készíts egy programot, ami bekér a felhasználótól 2 számot a terminálról</w:t>
-      </w:r>
-      <w:r>
-        <w:t xml:space="preserve"> 0 és 100 között</w:t>
-      </w:r>
-      <w:r>
-        <w:t xml:space="preserve">! Rendezd őket nagyság szerinti sorrendbe! Majd </w:t>
-      </w:r>
-      <w:r>
-        <w:t xml:space="preserve">a </w:t>
-      </w:r>
-      <w:r>
-        <w:t xml:space="preserve">két szám között generáltass egy véletlen számot, döntsd el, hogy osztható-e </w:t>
-      </w:r>
-      <w:r>
-        <w:t>9</w:t>
-      </w:r>
-      <w:r>
-        <w:t>-</w:t>
-      </w:r>
-      <w:r>
-        <w:t>cel</w:t>
-      </w:r>
-      <w:r>
-        <w:t xml:space="preserve"> és írasd ki a konzolra az eredményt. </w:t>
-      </w:r>
-      <w:r>
-        <w:rPr>
-          <w:b/>
-          <w:bCs/>
-        </w:rPr>
-        <w:t>(8 pont)</w:t>
-      </w:r>
     </w:p>
     <w:p>
       <w:pPr>
@@ -2470,16 +2876,6 @@
           <w:bCs/>
         </w:rPr>
       </w:pPr>
-    </w:p>
-    <w:p>
-      <w:pPr>
-        <w:ind w:left="360"/>
-        <w:jc w:val="both"/>
-        <w:rPr>
-          <w:b/>
-          <w:bCs/>
-        </w:rPr>
-      </w:pPr>
       <w:r>
         <w:rPr>
           <w:b/>
@@ -2487,10 +2883,10 @@
           <w:noProof/>
         </w:rPr>
         <w:drawing>
-          <wp:inline distT="0" distB="0" distL="0" distR="0" wp14:anchorId="254ECF02" wp14:editId="76CEAD2B">
-            <wp:extent cx="5579683" cy="736518"/>
-            <wp:effectExtent l="0" t="0" r="2540" b="6985"/>
-            <wp:docPr id="169917133" name="Kép 1"/>
+          <wp:inline distT="0" distB="0" distL="0" distR="0" wp14:anchorId="2B73AD35" wp14:editId="6289C992">
+            <wp:extent cx="5403779" cy="1476243"/>
+            <wp:effectExtent l="0" t="0" r="6985" b="0"/>
+            <wp:docPr id="875994528" name="Kép 1"/>
             <wp:cNvGraphicFramePr>
               <a:graphicFrameLocks xmlns:a="http://schemas.openxmlformats.org/drawingml/2006/main" noChangeAspect="1"/>
             </wp:cNvGraphicFramePr>
@@ -2498,7 +2894,7 @@
               <a:graphicData uri="http://schemas.openxmlformats.org/drawingml/2006/picture">
                 <pic:pic xmlns:pic="http://schemas.openxmlformats.org/drawingml/2006/picture">
                   <pic:nvPicPr>
-                    <pic:cNvPr id="169917133" name="Kép 1"/>
+                    <pic:cNvPr id="875994528" name="Kép 1"/>
                     <pic:cNvPicPr/>
                   </pic:nvPicPr>
                   <pic:blipFill>
@@ -2516,7 +2912,7 @@
                   <pic:spPr>
                     <a:xfrm>
                       <a:off x="0" y="0"/>
-                      <a:ext cx="5579683" cy="736518"/>
+                      <a:ext cx="5403779" cy="1476243"/>
                     </a:xfrm>
                     <a:prstGeom prst="rect">
                       <a:avLst/>
@@ -2545,10 +2941,10 @@
           <w:noProof/>
         </w:rPr>
         <w:drawing>
-          <wp:inline distT="0" distB="0" distL="0" distR="0" wp14:anchorId="6F39C669" wp14:editId="76B08A15">
-            <wp:extent cx="5554744" cy="731276"/>
-            <wp:effectExtent l="0" t="0" r="0" b="0"/>
-            <wp:docPr id="372424318" name="Kép 2"/>
+          <wp:inline distT="0" distB="0" distL="0" distR="0" wp14:anchorId="1F4BFE65" wp14:editId="416744A8">
+            <wp:extent cx="5714339" cy="894080"/>
+            <wp:effectExtent l="0" t="0" r="1270" b="1270"/>
+            <wp:docPr id="1441169198" name="Kép 1"/>
             <wp:cNvGraphicFramePr>
               <a:graphicFrameLocks xmlns:a="http://schemas.openxmlformats.org/drawingml/2006/main" noChangeAspect="1"/>
             </wp:cNvGraphicFramePr>
@@ -2556,7 +2952,7 @@
               <a:graphicData uri="http://schemas.openxmlformats.org/drawingml/2006/picture">
                 <pic:pic xmlns:pic="http://schemas.openxmlformats.org/drawingml/2006/picture">
                   <pic:nvPicPr>
-                    <pic:cNvPr id="372424318" name="Kép 2"/>
+                    <pic:cNvPr id="1441169198" name="Kép 1"/>
                     <pic:cNvPicPr/>
                   </pic:nvPicPr>
                   <pic:blipFill>
@@ -2574,7 +2970,7 @@
                   <pic:spPr>
                     <a:xfrm>
                       <a:off x="0" y="0"/>
-                      <a:ext cx="5554744" cy="731276"/>
+                      <a:ext cx="5714339" cy="894080"/>
                     </a:xfrm>
                     <a:prstGeom prst="rect">
                       <a:avLst/>
@@ -2624,58 +3020,60 @@
         <w:jc w:val="both"/>
       </w:pPr>
       <w:r>
-        <w:t xml:space="preserve">Hozz létre egy állományt </w:t>
-      </w:r>
-      <w:r>
-        <w:rPr>
-          <w:highlight w:val="cyan"/>
-        </w:rPr>
-        <w:t>feladat</w:t>
-      </w:r>
-      <w:r>
-        <w:rPr>
-          <w:highlight w:val="cyan"/>
+        <w:rPr>
+          <w:rFonts w:eastAsia="Times New Roman" w:cs="Courier New"/>
+          <w:color w:val="000000"/>
+          <w:kern w:val="0"/>
+          <w:lang w:eastAsia="hu-HU"/>
+          <w14:ligatures w14:val="none"/>
+        </w:rPr>
+        <w:t xml:space="preserve">Hozz létre egy </w:t>
+      </w:r>
+      <w:r>
+        <w:rPr>
+          <w:rFonts w:eastAsia="Times New Roman" w:cs="Courier New"/>
+          <w:color w:val="000000"/>
+          <w:kern w:val="0"/>
+          <w:highlight w:val="cyan"/>
+          <w:lang w:eastAsia="hu-HU"/>
+          <w14:ligatures w14:val="none"/>
+        </w:rPr>
+        <w:t>feladat_0</w:t>
+      </w:r>
+      <w:r>
+        <w:rPr>
+          <w:rFonts w:eastAsia="Times New Roman" w:cs="Courier New"/>
+          <w:color w:val="000000"/>
+          <w:kern w:val="0"/>
+          <w:highlight w:val="cyan"/>
+          <w:lang w:eastAsia="hu-HU"/>
+          <w14:ligatures w14:val="none"/>
         </w:rPr>
         <w:t>2</w:t>
       </w:r>
       <w:r>
         <w:rPr>
-          <w:highlight w:val="cyan"/>
+          <w:rFonts w:eastAsia="Times New Roman" w:cs="Courier New"/>
+          <w:color w:val="000000"/>
+          <w:kern w:val="0"/>
+          <w:highlight w:val="cyan"/>
+          <w:lang w:eastAsia="hu-HU"/>
+          <w14:ligatures w14:val="none"/>
         </w:rPr>
         <w:t>.py</w:t>
       </w:r>
       <w:r>
-        <w:t xml:space="preserve"> néven! </w:t>
-      </w:r>
-      <w:r>
-        <w:t xml:space="preserve">Olvasd be a </w:t>
-      </w:r>
-      <w:r>
-        <w:rPr>
-          <w:highlight w:val="cyan"/>
-        </w:rPr>
-        <w:t>szamok.txt</w:t>
-      </w:r>
-      <w:r>
-        <w:t xml:space="preserve"> állományt és az elemeket tárold el számként egy</w:t>
-      </w:r>
-      <w:r>
-        <w:t xml:space="preserve"> </w:t>
-      </w:r>
-      <w:r>
-        <w:rPr>
-          <w:highlight w:val="cyan"/>
-        </w:rPr>
-        <w:t>szamok</w:t>
-      </w:r>
-      <w:r>
-        <w:t xml:space="preserve"> </w:t>
-      </w:r>
-      <w:r>
-        <w:t xml:space="preserve">nevű </w:t>
-      </w:r>
-      <w:r>
-        <w:t>listában! Az állomány vesszővel elválasztva sorolja fel a számokat.</w:t>
+        <w:rPr>
+          <w:rFonts w:eastAsia="Times New Roman" w:cs="Courier New"/>
+          <w:color w:val="000000"/>
+          <w:kern w:val="0"/>
+          <w:lang w:eastAsia="hu-HU"/>
+          <w14:ligatures w14:val="none"/>
+        </w:rPr>
+        <w:t xml:space="preserve"> nevű állományt és a feladatot ebben old meg</w:t>
+      </w:r>
+      <w:r>
+        <w:t xml:space="preserve">. </w:t>
       </w:r>
     </w:p>
     <w:p>
@@ -2685,10 +3083,59 @@
         <w:jc w:val="both"/>
       </w:pPr>
       <w:r>
-        <w:t xml:space="preserve"> - Írasd ki, hogy hány elem van a listában!</w:t>
-      </w:r>
-      <w:r>
-        <w:t xml:space="preserve"> </w:t>
+        <w:t xml:space="preserve">a) Olvasd be az adott </w:t>
+      </w:r>
+      <w:r>
+        <w:rPr>
+          <w:highlight w:val="cyan"/>
+        </w:rPr>
+        <w:t>list_of_cakes</w:t>
+      </w:r>
+      <w:r>
+        <w:rPr>
+          <w:highlight w:val="cyan"/>
+        </w:rPr>
+        <w:t>.txt</w:t>
+      </w:r>
+      <w:r>
+        <w:t xml:space="preserve"> állományt és az abban található adatokat tárold el </w:t>
+      </w:r>
+      <w:r>
+        <w:rPr>
+          <w:highlight w:val="cyan"/>
+        </w:rPr>
+        <w:t>list</w:t>
+      </w:r>
+      <w:r>
+        <w:t xml:space="preserve">-ként egy </w:t>
+      </w:r>
+      <w:r>
+        <w:rPr>
+          <w:highlight w:val="cyan"/>
+        </w:rPr>
+        <w:t>c</w:t>
+      </w:r>
+      <w:r>
+        <w:rPr>
+          <w:highlight w:val="cyan"/>
+        </w:rPr>
+        <w:t>ak</w:t>
+      </w:r>
+      <w:r>
+        <w:rPr>
+          <w:highlight w:val="cyan"/>
+        </w:rPr>
+        <w:t>es</w:t>
+      </w:r>
+      <w:r>
+        <w:t xml:space="preserve"> nevű listában! Az állomány pontosvesszővel elválasztva sorolja fel az adatokat egy sorban! </w:t>
+      </w:r>
+      <w:r>
+        <w:rPr>
+          <w:b/>
+          <w:bCs/>
+        </w:rPr>
+        <w:t>(6 pont)</w:t>
       </w:r>
     </w:p>
     <w:p>
@@ -2698,49 +3145,31 @@
         <w:jc w:val="both"/>
       </w:pPr>
       <w:r>
-        <w:t xml:space="preserve"> - </w:t>
-      </w:r>
-      <w:r>
-        <w:t xml:space="preserve">Írj </w:t>
-      </w:r>
-      <w:r>
-        <w:t>függvényt</w:t>
-      </w:r>
-      <w:r>
-        <w:t xml:space="preserve"> (azonosító: </w:t>
-      </w:r>
-      <w:proofErr w:type="spellStart"/>
-      <w:r>
-        <w:rPr>
-          <w:highlight w:val="cyan"/>
-        </w:rPr>
-        <w:t>otszaznalKisebbek</w:t>
-      </w:r>
-      <w:r>
-        <w:rPr>
-          <w:highlight w:val="cyan"/>
-        </w:rPr>
-        <w:t>Osszege</w:t>
-      </w:r>
-      <w:proofErr w:type="spellEnd"/>
-      <w:r>
-        <w:t>)</w:t>
-      </w:r>
-      <w:r>
-        <w:t xml:space="preserve">, ami kiszámolja hogy a beolvasott számok közül </w:t>
-      </w:r>
-      <w:r>
-        <w:t>hány kisebb 500-nál</w:t>
-      </w:r>
-      <w:r>
-        <w:t xml:space="preserve"> és azoknak mennyi az összege! </w:t>
-      </w:r>
-      <w:r>
-        <w:rPr>
-          <w:b/>
-          <w:bCs/>
-        </w:rPr>
-        <w:t>(14 pont)</w:t>
+        <w:t xml:space="preserve"> b) Írasd ki, hogy hány elem van a listában! Az eredményt a lenti minta szerint írasd ki!</w:t>
+      </w:r>
+      <w:r>
+        <w:rPr>
+          <w:b/>
+          <w:bCs/>
+        </w:rPr>
+        <w:t xml:space="preserve"> </w:t>
+      </w:r>
+      <w:r>
+        <w:rPr>
+          <w:b/>
+          <w:bCs/>
+        </w:rPr>
+        <w:t xml:space="preserve"> </w:t>
+      </w:r>
+      <w:r>
+        <w:rPr>
+          <w:b/>
+          <w:bCs/>
+        </w:rPr>
+        <w:t>(2 pont)</w:t>
+      </w:r>
+      <w:r>
+        <w:t xml:space="preserve"> </w:t>
       </w:r>
     </w:p>
     <w:p>
@@ -2749,26 +3178,187 @@
         <w:ind w:left="360"/>
         <w:jc w:val="both"/>
         <w:rPr>
-          <w:b/>
-          <w:bCs/>
-        </w:rPr>
-      </w:pPr>
+          <w:highlight w:val="cyan"/>
+        </w:rPr>
+      </w:pPr>
+      <w:r>
+        <w:t xml:space="preserve"> c) Írj egy függvényt (azonosító: </w:t>
+      </w:r>
+      <w:r>
+        <w:rPr>
+          <w:highlight w:val="cyan"/>
+        </w:rPr>
+        <w:t>huszonnegyLaktozmentesOsszege</w:t>
+      </w:r>
+      <w:r>
+        <w:t xml:space="preserve">), ami összeszámolja, hogy </w:t>
+      </w:r>
+      <w:r>
+        <w:t xml:space="preserve">hány </w:t>
+      </w:r>
+      <w:r>
+        <w:t>2</w:t>
+      </w:r>
+      <w:r>
+        <w:t>4 szeletes laktózmentes torta van</w:t>
+      </w:r>
+      <w:r>
+        <w:t xml:space="preserve">. A függvény paraméterként egy listát várjon.  Az eredményt a lenti minta szerint írasd ki! </w:t>
+      </w:r>
     </w:p>
     <w:p>
       <w:pPr>
         <w:spacing w:after="0" w:line="276" w:lineRule="auto"/>
         <w:ind w:left="360"/>
         <w:jc w:val="both"/>
+        <w:rPr>
+          <w:b/>
+          <w:bCs/>
+        </w:rPr>
+      </w:pPr>
+      <w:r>
+        <w:t xml:space="preserve">(A torták </w:t>
+      </w:r>
+      <w:r>
+        <w:t xml:space="preserve">szelet </w:t>
+      </w:r>
+      <w:r>
+        <w:t>száma a sor 2.adata</w:t>
+      </w:r>
+      <w:r>
+        <w:t>, laktóztartalm</w:t>
+      </w:r>
+      <w:r>
+        <w:t>a a</w:t>
+      </w:r>
+      <w:r>
+        <w:t xml:space="preserve"> </w:t>
+      </w:r>
+      <w:r>
+        <w:t>4</w:t>
+      </w:r>
+      <w:r>
+        <w:t>.adat</w:t>
+      </w:r>
+      <w:r>
+        <w:t xml:space="preserve">) </w:t>
+      </w:r>
+      <w:r>
+        <w:rPr>
+          <w:b/>
+          <w:bCs/>
+        </w:rPr>
+        <w:t>(</w:t>
+      </w:r>
+      <w:r>
+        <w:rPr>
+          <w:b/>
+          <w:bCs/>
+        </w:rPr>
+        <w:t>4</w:t>
+      </w:r>
+      <w:r>
+        <w:rPr>
+          <w:b/>
+          <w:bCs/>
+        </w:rPr>
+        <w:t xml:space="preserve"> pont)</w:t>
+      </w:r>
+    </w:p>
+    <w:p>
+      <w:pPr>
+        <w:spacing w:after="0" w:line="276" w:lineRule="auto"/>
+        <w:ind w:left="360"/>
+        <w:jc w:val="both"/>
+        <w:rPr>
+          <w:b/>
+          <w:bCs/>
+        </w:rPr>
+      </w:pPr>
+      <w:r>
+        <w:t xml:space="preserve">c) Az előző eredményt írasd ki egy </w:t>
+      </w:r>
+      <w:r>
+        <w:rPr>
+          <w:highlight w:val="cyan"/>
+        </w:rPr>
+        <w:t>laktozmentes24</w:t>
+      </w:r>
+      <w:r>
+        <w:rPr>
+          <w:highlight w:val="cyan"/>
+        </w:rPr>
+        <w:t>.txt</w:t>
+      </w:r>
+      <w:r>
+        <w:t xml:space="preserve"> állományba is. </w:t>
+      </w:r>
+      <w:r>
+        <w:rPr>
+          <w:b/>
+          <w:bCs/>
+        </w:rPr>
+        <w:t>(2 pont)</w:t>
+      </w:r>
+    </w:p>
+    <w:p>
+      <w:pPr>
+        <w:spacing w:after="0" w:line="276" w:lineRule="auto"/>
+        <w:ind w:left="360"/>
+        <w:jc w:val="both"/>
+        <w:rPr>
+          <w:b/>
+          <w:bCs/>
+        </w:rPr>
+      </w:pPr>
+    </w:p>
+    <w:p>
+      <w:pPr>
+        <w:spacing w:after="0" w:line="276" w:lineRule="auto"/>
+        <w:ind w:left="360"/>
+        <w:jc w:val="both"/>
+        <w:rPr>
+          <w:b/>
+          <w:bCs/>
+        </w:rPr>
+      </w:pPr>
+    </w:p>
+    <w:p>
+      <w:pPr>
+        <w:spacing w:after="0" w:line="276" w:lineRule="auto"/>
+        <w:ind w:left="360"/>
+        <w:jc w:val="both"/>
+        <w:rPr>
+          <w:b/>
+          <w:bCs/>
+        </w:rPr>
+      </w:pPr>
+    </w:p>
+    <w:p>
+      <w:pPr>
+        <w:spacing w:after="0" w:line="276" w:lineRule="auto"/>
+        <w:jc w:val="both"/>
+        <w:rPr>
+          <w:b/>
+          <w:bCs/>
+        </w:rPr>
+      </w:pPr>
+    </w:p>
+    <w:p>
+      <w:pPr>
+        <w:spacing w:after="0" w:line="276" w:lineRule="auto"/>
+        <w:ind w:left="360"/>
+        <w:jc w:val="both"/>
       </w:pPr>
       <w:r>
         <w:rPr>
           <w:noProof/>
         </w:rPr>
         <w:drawing>
-          <wp:inline distT="0" distB="0" distL="0" distR="0" wp14:anchorId="5B7742EF" wp14:editId="037171CA">
-            <wp:extent cx="5621735" cy="594534"/>
-            <wp:effectExtent l="0" t="0" r="0" b="0"/>
-            <wp:docPr id="1867020440" name="Kép 3"/>
+          <wp:inline distT="0" distB="0" distL="0" distR="0" wp14:anchorId="45133012" wp14:editId="24A716B6">
+            <wp:extent cx="5404705" cy="649989"/>
+            <wp:effectExtent l="0" t="0" r="5715" b="0"/>
+            <wp:docPr id="259396703" name="Kép 3"/>
             <wp:cNvGraphicFramePr>
               <a:graphicFrameLocks xmlns:a="http://schemas.openxmlformats.org/drawingml/2006/main" noChangeAspect="1"/>
             </wp:cNvGraphicFramePr>
@@ -2776,7 +3366,7 @@
               <a:graphicData uri="http://schemas.openxmlformats.org/drawingml/2006/picture">
                 <pic:pic xmlns:pic="http://schemas.openxmlformats.org/drawingml/2006/picture">
                   <pic:nvPicPr>
-                    <pic:cNvPr id="1867020440" name="Kép 3"/>
+                    <pic:cNvPr id="259396703" name="Kép 3"/>
                     <pic:cNvPicPr/>
                   </pic:nvPicPr>
                   <pic:blipFill>
@@ -2794,7 +3384,7 @@
                   <pic:spPr>
                     <a:xfrm>
                       <a:off x="0" y="0"/>
-                      <a:ext cx="5621735" cy="594534"/>
+                      <a:ext cx="5404705" cy="649989"/>
                     </a:xfrm>
                     <a:prstGeom prst="rect">
                       <a:avLst/>
@@ -2812,477 +3402,27 @@
         <w:spacing w:after="0" w:line="276" w:lineRule="auto"/>
         <w:ind w:left="360"/>
         <w:jc w:val="both"/>
-      </w:pPr>
-    </w:p>
-    <w:p>
-      <w:pPr>
-        <w:pStyle w:val="Listaszerbekezds"/>
-        <w:numPr>
-          <w:ilvl w:val="0"/>
-          <w:numId w:val="3"/>
-        </w:numPr>
-        <w:rPr>
-          <w:b/>
-          <w:bCs/>
-        </w:rPr>
-      </w:pPr>
-      <w:r>
-        <w:rPr>
-          <w:b/>
-          <w:bCs/>
-        </w:rPr>
-        <w:t>Feladat:</w:t>
-      </w:r>
-    </w:p>
-    <w:p>
-      <w:pPr>
+        <w:rPr>
+          <w:b/>
+          <w:bCs/>
+        </w:rPr>
+      </w:pPr>
+    </w:p>
+    <w:p>
+      <w:pPr>
+        <w:spacing w:after="0" w:line="276" w:lineRule="auto"/>
         <w:ind w:left="360"/>
         <w:jc w:val="both"/>
       </w:pPr>
       <w:r>
-        <w:t xml:space="preserve">Hozz létre egy állományt </w:t>
-      </w:r>
-      <w:r>
-        <w:rPr>
-          <w:highlight w:val="cyan"/>
-        </w:rPr>
-        <w:t>feladat</w:t>
-      </w:r>
-      <w:r>
-        <w:rPr>
-          <w:highlight w:val="cyan"/>
-        </w:rPr>
-        <w:t>3</w:t>
-      </w:r>
-      <w:r>
-        <w:rPr>
-          <w:highlight w:val="cyan"/>
-        </w:rPr>
-        <w:t>.py</w:t>
-      </w:r>
-      <w:r>
-        <w:t xml:space="preserve"> néven! </w:t>
-      </w:r>
-      <w:r>
-        <w:t xml:space="preserve">Készíts egy </w:t>
-      </w:r>
-      <w:r>
-        <w:rPr>
-          <w:highlight w:val="cyan"/>
-        </w:rPr>
-        <w:t>Kocsi</w:t>
-      </w:r>
-      <w:r>
-        <w:t xml:space="preserve"> nevű osztályt, amely a következő adattagokat tartalmazza: </w:t>
-      </w:r>
-      <w:r>
-        <w:rPr>
-          <w:highlight w:val="cyan"/>
-        </w:rPr>
-        <w:t>marka</w:t>
-      </w:r>
-      <w:r>
-        <w:t xml:space="preserve">, </w:t>
-      </w:r>
-      <w:r>
-        <w:rPr>
-          <w:highlight w:val="cyan"/>
-        </w:rPr>
-        <w:t>tipus</w:t>
-      </w:r>
-      <w:r>
-        <w:t xml:space="preserve">, </w:t>
-      </w:r>
-      <w:r>
-        <w:rPr>
-          <w:highlight w:val="cyan"/>
-        </w:rPr>
-        <w:t>ar</w:t>
-      </w:r>
-      <w:r>
-        <w:t xml:space="preserve">, </w:t>
-      </w:r>
-      <w:proofErr w:type="spellStart"/>
-      <w:r>
-        <w:rPr>
-          <w:highlight w:val="cyan"/>
-        </w:rPr>
-        <w:t>gyartasEve</w:t>
-      </w:r>
-      <w:proofErr w:type="spellEnd"/>
-      <w:r>
-        <w:t>!</w:t>
-      </w:r>
-    </w:p>
-    <w:p>
-      <w:pPr>
-        <w:ind w:left="360"/>
-        <w:jc w:val="both"/>
-      </w:pPr>
-      <w:r>
-        <w:t xml:space="preserve">Az osztály konstruktora állítsa be </w:t>
-      </w:r>
-      <w:r>
-        <w:t>ezeket, mint adattagokat</w:t>
-      </w:r>
-      <w:r>
-        <w:t>.</w:t>
-      </w:r>
-    </w:p>
-    <w:p>
-      <w:pPr>
-        <w:ind w:left="360"/>
-        <w:jc w:val="both"/>
-      </w:pPr>
-      <w:r>
-        <w:t>Készíts metódus</w:t>
-      </w:r>
-      <w:r>
-        <w:t>oka</w:t>
-      </w:r>
-      <w:r>
-        <w:t>t</w:t>
-      </w:r>
-      <w:r>
-        <w:t xml:space="preserve"> az osztályban a következő feladatokra</w:t>
-      </w:r>
-      <w:r>
-        <w:t>:</w:t>
-      </w:r>
-    </w:p>
-    <w:p>
-      <w:pPr>
-        <w:ind w:left="360"/>
-        <w:jc w:val="both"/>
-      </w:pPr>
-      <w:r>
-        <w:t xml:space="preserve">  - kiírja a</w:t>
-      </w:r>
-      <w:r>
-        <w:t xml:space="preserve"> </w:t>
-      </w:r>
-      <w:r>
-        <w:t>kocsi</w:t>
-      </w:r>
-      <w:r>
-        <w:t xml:space="preserve"> adatait</w:t>
-      </w:r>
-      <w:r>
-        <w:t xml:space="preserve"> (metódus azonosítója: </w:t>
-      </w:r>
-      <w:proofErr w:type="spellStart"/>
-      <w:r>
-        <w:rPr>
-          <w:highlight w:val="cyan"/>
-        </w:rPr>
-        <w:t>k</w:t>
-      </w:r>
-      <w:r>
-        <w:rPr>
-          <w:highlight w:val="cyan"/>
-        </w:rPr>
-        <w:t>iir</w:t>
-      </w:r>
-      <w:r>
-        <w:rPr>
-          <w:highlight w:val="cyan"/>
-        </w:rPr>
-        <w:t>Kocsi</w:t>
-      </w:r>
-      <w:r>
-        <w:rPr>
-          <w:highlight w:val="cyan"/>
-        </w:rPr>
-        <w:t>Adatok</w:t>
-      </w:r>
-      <w:proofErr w:type="spellEnd"/>
-      <w:r>
-        <w:t>)</w:t>
-      </w:r>
-    </w:p>
-    <w:p>
-      <w:pPr>
-        <w:ind w:left="360"/>
-        <w:jc w:val="both"/>
-      </w:pPr>
-    </w:p>
-    <w:p>
-      <w:pPr>
-        <w:ind w:left="360"/>
-        <w:jc w:val="both"/>
-      </w:pPr>
-      <w:r>
-        <w:t xml:space="preserve">  - visszaadja, hogy a</w:t>
-      </w:r>
-      <w:r>
-        <w:t xml:space="preserve"> </w:t>
-      </w:r>
-      <w:r>
-        <w:t>kocsi</w:t>
-      </w:r>
-      <w:r>
-        <w:t xml:space="preserve"> 10 évesnél </w:t>
-      </w:r>
-      <w:r>
-        <w:t>fiatalabb</w:t>
-      </w:r>
-      <w:r>
-        <w:t xml:space="preserve"> </w:t>
-      </w:r>
-      <w:r>
-        <w:t>BMW</w:t>
-      </w:r>
-      <w:r>
-        <w:t xml:space="preserve">-e (metódus azonosítója: </w:t>
-      </w:r>
-      <w:proofErr w:type="spellStart"/>
-      <w:r>
-        <w:rPr>
-          <w:highlight w:val="cyan"/>
-        </w:rPr>
-        <w:t>fiatalBMW</w:t>
-      </w:r>
-      <w:proofErr w:type="spellEnd"/>
-      <w:r>
-        <w:t>)</w:t>
-      </w:r>
-    </w:p>
-    <w:p>
-      <w:pPr>
-        <w:ind w:left="360"/>
-      </w:pPr>
-      <w:r>
-        <w:t xml:space="preserve">Szúrd be a következő </w:t>
-      </w:r>
-      <w:r>
-        <w:t>listát</w:t>
-      </w:r>
-      <w:r>
-        <w:t xml:space="preserve">: </w:t>
-      </w:r>
-    </w:p>
-    <w:p>
-      <w:pPr>
-        <w:ind w:left="360"/>
-      </w:pPr>
-      <w:r>
-        <w:t>kocsik = [</w:t>
-      </w:r>
-    </w:p>
-    <w:p>
-      <w:pPr>
-        <w:ind w:left="360"/>
-      </w:pPr>
-      <w:r>
-        <w:t>    Kocsi("BMW", "X7", 41000000, 2020),</w:t>
-      </w:r>
-    </w:p>
-    <w:p>
-      <w:pPr>
-        <w:ind w:left="360"/>
-      </w:pPr>
-      <w:r>
-        <w:t>    Kocsi("Porsche", "911 GT2 RS", 269000000, 2012),</w:t>
-      </w:r>
-    </w:p>
-    <w:p>
-      <w:pPr>
-        <w:ind w:left="360"/>
-      </w:pPr>
-      <w:r>
-        <w:t>    Kocsi("Opel", "Corsa", 6400000, 2024),</w:t>
-      </w:r>
-    </w:p>
-    <w:p>
-      <w:pPr>
-        <w:ind w:left="360"/>
-      </w:pPr>
-      <w:r>
-        <w:t>    Kocsi("BMW", "X6", 37000000, 2014),</w:t>
-      </w:r>
-    </w:p>
-    <w:p>
-      <w:pPr>
-        <w:ind w:left="360"/>
-      </w:pPr>
-      <w:r>
-        <w:t>    Kocsi("Mercedes", "CLK 220", 7200000, 2006),</w:t>
-      </w:r>
-    </w:p>
-    <w:p>
-      <w:pPr>
-        <w:ind w:left="360"/>
-      </w:pPr>
-      <w:r>
-        <w:t>    Kocsi("BMW", "X5", 44000000, 2016),</w:t>
-      </w:r>
-    </w:p>
-    <w:p>
-      <w:pPr>
-        <w:ind w:left="360"/>
-      </w:pPr>
-      <w:r>
-        <w:t>    Kocsi("Porsche", "Panamera", 31000000, 2020),</w:t>
-      </w:r>
-    </w:p>
-    <w:p>
-      <w:pPr>
-        <w:ind w:left="360"/>
-      </w:pPr>
-      <w:r>
-        <w:t>    Kocsi("BMW", "X3", 26000000, 2018),</w:t>
-      </w:r>
-    </w:p>
-    <w:p>
-      <w:pPr>
-        <w:ind w:left="360"/>
-      </w:pPr>
-      <w:r>
-        <w:t>]</w:t>
-      </w:r>
-    </w:p>
-    <w:p>
-      <w:pPr>
-        <w:ind w:left="360"/>
-      </w:pPr>
-      <w:r>
-        <w:t xml:space="preserve">  - Ír</w:t>
-      </w:r>
-      <w:r>
-        <w:t>as</w:t>
-      </w:r>
-      <w:r>
-        <w:t xml:space="preserve">d ki, hány </w:t>
-      </w:r>
-      <w:r>
-        <w:t>kocsi</w:t>
-      </w:r>
-      <w:r>
-        <w:t xml:space="preserve"> van összesen</w:t>
-      </w:r>
-      <w:r>
-        <w:t>?</w:t>
-      </w:r>
-    </w:p>
-    <w:p>
-      <w:pPr>
-        <w:ind w:left="360"/>
-      </w:pPr>
-      <w:r>
-        <w:t xml:space="preserve">  - Hány </w:t>
-      </w:r>
-      <w:r>
-        <w:t>Porsche</w:t>
-      </w:r>
-      <w:r>
-        <w:t xml:space="preserve"> </w:t>
-      </w:r>
-      <w:r>
-        <w:t>kocsi</w:t>
-      </w:r>
-      <w:r>
-        <w:t xml:space="preserve"> van a listában</w:t>
-      </w:r>
-      <w:r>
-        <w:t>?</w:t>
-      </w:r>
-    </w:p>
-    <w:p>
-      <w:pPr>
-        <w:ind w:left="360"/>
-      </w:pPr>
-      <w:r>
-        <w:t xml:space="preserve">  - Hány </w:t>
-      </w:r>
-      <w:r>
-        <w:t xml:space="preserve">10 évesnél </w:t>
-      </w:r>
-      <w:r>
-        <w:t>fiatalabb</w:t>
-      </w:r>
-      <w:r>
-        <w:t xml:space="preserve"> </w:t>
-      </w:r>
-      <w:r>
-        <w:t>BMW</w:t>
-      </w:r>
-      <w:r>
-        <w:t xml:space="preserve"> </w:t>
-      </w:r>
-      <w:r>
-        <w:t>van?</w:t>
-      </w:r>
-    </w:p>
-    <w:p>
-      <w:pPr>
-        <w:ind w:left="360"/>
-      </w:pPr>
-      <w:r>
-        <w:t xml:space="preserve">  - Hány </w:t>
-      </w:r>
-      <w:r>
-        <w:t xml:space="preserve">nem </w:t>
-      </w:r>
-      <w:r>
-        <w:t>BMW</w:t>
-      </w:r>
-      <w:r>
-        <w:t xml:space="preserve"> kocsi</w:t>
-      </w:r>
-      <w:r>
-        <w:t xml:space="preserve"> </w:t>
-      </w:r>
-      <w:r>
-        <w:t>drágább, mint 30000000 forint</w:t>
-      </w:r>
-      <w:r>
-        <w:t>?</w:t>
-      </w:r>
-    </w:p>
-    <w:p>
-      <w:pPr>
-        <w:ind w:left="360"/>
-        <w:rPr>
-          <w:b/>
-          <w:bCs/>
-        </w:rPr>
-      </w:pPr>
-      <w:r>
-        <w:t>Az eredményeket a minta szerint írasd ki!</w:t>
-      </w:r>
-      <w:r>
-        <w:t xml:space="preserve"> </w:t>
-      </w:r>
-      <w:r>
-        <w:rPr>
-          <w:b/>
-          <w:bCs/>
-        </w:rPr>
-        <w:t>(18 pont)</w:t>
-      </w:r>
-    </w:p>
-    <w:p>
-      <w:pPr>
-        <w:ind w:left="360"/>
-        <w:rPr>
-          <w:b/>
-          <w:bCs/>
-        </w:rPr>
-      </w:pPr>
-    </w:p>
-    <w:p>
-      <w:pPr>
-        <w:ind w:left="360"/>
-      </w:pPr>
-      <w:r>
         <w:rPr>
           <w:noProof/>
         </w:rPr>
         <w:drawing>
-          <wp:inline distT="0" distB="0" distL="0" distR="0" wp14:anchorId="4281AADA" wp14:editId="465BD55D">
-            <wp:extent cx="5521823" cy="813119"/>
-            <wp:effectExtent l="0" t="0" r="3175" b="6350"/>
-            <wp:docPr id="1047624096" name="Kép 1"/>
+          <wp:inline distT="0" distB="0" distL="0" distR="0" wp14:anchorId="72ED7F38" wp14:editId="2E2821DA">
+            <wp:extent cx="3957293" cy="690956"/>
+            <wp:effectExtent l="0" t="0" r="5715" b="0"/>
+            <wp:docPr id="388208619" name="Kép 4"/>
             <wp:cNvGraphicFramePr>
               <a:graphicFrameLocks xmlns:a="http://schemas.openxmlformats.org/drawingml/2006/main" noChangeAspect="1"/>
             </wp:cNvGraphicFramePr>
@@ -3290,7 +3430,7 @@
               <a:graphicData uri="http://schemas.openxmlformats.org/drawingml/2006/picture">
                 <pic:pic xmlns:pic="http://schemas.openxmlformats.org/drawingml/2006/picture">
                   <pic:nvPicPr>
-                    <pic:cNvPr id="1047624096" name="Kép 1"/>
+                    <pic:cNvPr id="388208619" name="Kép 4"/>
                     <pic:cNvPicPr/>
                   </pic:nvPicPr>
                   <pic:blipFill>
@@ -3308,7 +3448,7 @@
                   <pic:spPr>
                     <a:xfrm>
                       <a:off x="0" y="0"/>
-                      <a:ext cx="5521823" cy="813119"/>
+                      <a:ext cx="3957293" cy="690956"/>
                     </a:xfrm>
                     <a:prstGeom prst="rect">
                       <a:avLst/>
@@ -3323,40 +3463,513 @@
     </w:p>
     <w:p>
       <w:pPr>
+        <w:spacing w:after="0" w:line="276" w:lineRule="auto"/>
         <w:ind w:left="360"/>
-      </w:pPr>
+        <w:jc w:val="both"/>
+      </w:pPr>
+    </w:p>
+    <w:p>
+      <w:pPr>
+        <w:pStyle w:val="Listaszerbekezds"/>
+        <w:numPr>
+          <w:ilvl w:val="0"/>
+          <w:numId w:val="3"/>
+        </w:numPr>
+        <w:rPr>
+          <w:b/>
+          <w:bCs/>
+        </w:rPr>
+      </w:pPr>
+      <w:r>
+        <w:rPr>
+          <w:b/>
+          <w:bCs/>
+        </w:rPr>
+        <w:t>Feladat:</w:t>
+      </w:r>
     </w:p>
     <w:p>
       <w:pPr>
         <w:ind w:left="360"/>
-      </w:pPr>
-    </w:p>
-    <w:p>
-      <w:pPr>
+        <w:jc w:val="both"/>
+      </w:pPr>
+      <w:r>
+        <w:t xml:space="preserve">Hozz létre egy állományt </w:t>
+      </w:r>
+      <w:r>
+        <w:rPr>
+          <w:highlight w:val="cyan"/>
+        </w:rPr>
+        <w:t>feladat</w:t>
+      </w:r>
+      <w:r>
+        <w:rPr>
+          <w:highlight w:val="cyan"/>
+        </w:rPr>
+        <w:t>_03</w:t>
+      </w:r>
+      <w:r>
+        <w:rPr>
+          <w:highlight w:val="cyan"/>
+        </w:rPr>
+        <w:t>.py</w:t>
+      </w:r>
+      <w:r>
+        <w:t xml:space="preserve"> néven! Készíts egy </w:t>
+      </w:r>
+      <w:r>
+        <w:rPr>
+          <w:highlight w:val="cyan"/>
+        </w:rPr>
+        <w:t>Cake</w:t>
+      </w:r>
+      <w:r>
+        <w:t xml:space="preserve"> nevű osztályt, amely a következő adattagokat tartalmazza: </w:t>
+      </w:r>
+      <w:r>
+        <w:rPr>
+          <w:highlight w:val="cyan"/>
+        </w:rPr>
+        <w:t>nev</w:t>
+      </w:r>
+      <w:r>
+        <w:t xml:space="preserve">, </w:t>
+      </w:r>
+      <w:r>
+        <w:rPr>
+          <w:highlight w:val="cyan"/>
+        </w:rPr>
+        <w:t>szelet</w:t>
+      </w:r>
+      <w:r>
+        <w:rPr>
+          <w:highlight w:val="cyan"/>
+        </w:rPr>
+        <w:t>ekS</w:t>
+      </w:r>
+      <w:r>
+        <w:rPr>
+          <w:highlight w:val="cyan"/>
+        </w:rPr>
+        <w:t>zam</w:t>
+      </w:r>
+      <w:r>
+        <w:rPr>
+          <w:highlight w:val="cyan"/>
+        </w:rPr>
+        <w:t>a</w:t>
+      </w:r>
+      <w:r>
+        <w:t xml:space="preserve">, </w:t>
+      </w:r>
+      <w:r>
+        <w:rPr>
+          <w:highlight w:val="cyan"/>
+        </w:rPr>
+        <w:t>ar</w:t>
+      </w:r>
+      <w:r>
+        <w:t xml:space="preserve">, </w:t>
+      </w:r>
+      <w:r>
+        <w:rPr>
+          <w:highlight w:val="cyan"/>
+        </w:rPr>
+        <w:t>laktoz</w:t>
+      </w:r>
+      <w:r>
+        <w:t>!</w:t>
+      </w:r>
+    </w:p>
+    <w:p>
+      <w:pPr>
+        <w:spacing w:line="276" w:lineRule="auto"/>
         <w:ind w:left="360"/>
-      </w:pPr>
+        <w:jc w:val="both"/>
+      </w:pPr>
+      <w:r>
+        <w:t xml:space="preserve">a) Az osztály konstruktora állítsa be ezeket, mint adattagokat. </w:t>
+      </w:r>
+      <w:r>
+        <w:rPr>
+          <w:b/>
+          <w:bCs/>
+        </w:rPr>
+        <w:t>(4 pont)</w:t>
+      </w:r>
     </w:p>
     <w:p>
       <w:pPr>
         <w:ind w:left="360"/>
-      </w:pPr>
+        <w:jc w:val="both"/>
+      </w:pPr>
+      <w:r>
+        <w:t>b) Készíts metódusokat az osztályban a következő feladatokra:</w:t>
+      </w:r>
     </w:p>
     <w:p>
       <w:pPr>
         <w:ind w:left="360"/>
-      </w:pPr>
+        <w:jc w:val="both"/>
+      </w:pPr>
+      <w:r>
+        <w:t xml:space="preserve">  - összeszámolja, hogy hány</w:t>
+      </w:r>
+      <w:r>
+        <w:t xml:space="preserve"> </w:t>
+      </w:r>
+      <w:r>
+        <w:t xml:space="preserve">laktózmentes </w:t>
+      </w:r>
+      <w:r>
+        <w:t>torta van 1</w:t>
+      </w:r>
+      <w:r>
+        <w:t>4</w:t>
+      </w:r>
+      <w:r>
+        <w:t>00 forintos szelet ár alatt</w:t>
+      </w:r>
+      <w:r>
+        <w:t xml:space="preserve">:  </w:t>
+      </w:r>
+      <w:r>
+        <w:rPr>
+          <w:highlight w:val="cyan"/>
+        </w:rPr>
+        <w:t>olcso</w:t>
+      </w:r>
+      <w:r>
+        <w:rPr>
+          <w:highlight w:val="cyan"/>
+        </w:rPr>
+        <w:t>L</w:t>
+      </w:r>
+      <w:r>
+        <w:rPr>
+          <w:highlight w:val="cyan"/>
+        </w:rPr>
+        <w:t>aktozmentesSzamlalas</w:t>
+      </w:r>
+      <w:r>
+        <w:t xml:space="preserve"> </w:t>
+      </w:r>
+      <w:r>
+        <w:rPr>
+          <w:b/>
+          <w:bCs/>
+        </w:rPr>
+        <w:t>(2 pont)</w:t>
+      </w:r>
     </w:p>
     <w:p>
       <w:pPr>
         <w:ind w:left="360"/>
-      </w:pPr>
+        <w:jc w:val="both"/>
+        <w:rPr>
+          <w:b/>
+          <w:bCs/>
+        </w:rPr>
+      </w:pPr>
+      <w:r>
+        <w:t xml:space="preserve">  - adott darabszámú (paraméter) rendelés (</w:t>
+      </w:r>
+      <w:r>
+        <w:t>szeletenként</w:t>
+      </w:r>
+      <w:r>
+        <w:t xml:space="preserve">) esetén vissza adja a rendelés szövegét és a fizetendő </w:t>
+      </w:r>
+      <w:r>
+        <w:t>rész</w:t>
+      </w:r>
+      <w:r>
+        <w:t xml:space="preserve">összeget : </w:t>
+      </w:r>
+      <w:r>
+        <w:rPr>
+          <w:highlight w:val="cyan"/>
+        </w:rPr>
+        <w:t>rendeles</w:t>
+      </w:r>
+      <w:r>
+        <w:t xml:space="preserve"> </w:t>
+      </w:r>
+      <w:r>
+        <w:rPr>
+          <w:b/>
+          <w:bCs/>
+        </w:rPr>
+        <w:t>(</w:t>
+      </w:r>
+      <w:r>
+        <w:rPr>
+          <w:b/>
+          <w:bCs/>
+        </w:rPr>
+        <w:t>2</w:t>
+      </w:r>
+      <w:r>
+        <w:rPr>
+          <w:b/>
+          <w:bCs/>
+        </w:rPr>
+        <w:t xml:space="preserve"> pont)</w:t>
+      </w:r>
     </w:p>
     <w:p>
       <w:pPr>
         <w:ind w:left="360"/>
-      </w:pPr>
-    </w:p>
-    <w:p/>
+        <w:jc w:val="both"/>
+      </w:pPr>
+      <w:r>
+        <w:t>c) Az</w:t>
+      </w:r>
+      <w:r>
+        <w:t xml:space="preserve"> előző feladathoz hasonlóan olvasd be az adatokat a </w:t>
+      </w:r>
+      <w:r>
+        <w:rPr>
+          <w:highlight w:val="cyan"/>
+        </w:rPr>
+        <w:t>list</w:t>
+      </w:r>
+      <w:r>
+        <w:rPr>
+          <w:highlight w:val="cyan"/>
+        </w:rPr>
+        <w:t>_of_cakes</w:t>
+      </w:r>
+      <w:r>
+        <w:rPr>
+          <w:highlight w:val="cyan"/>
+        </w:rPr>
+        <w:t>.txt</w:t>
+      </w:r>
+      <w:r>
+        <w:t xml:space="preserve"> állományból. Eközben tölts fel egy </w:t>
+      </w:r>
+      <w:r>
+        <w:rPr>
+          <w:highlight w:val="cyan"/>
+        </w:rPr>
+        <w:t>c</w:t>
+      </w:r>
+      <w:r>
+        <w:rPr>
+          <w:highlight w:val="cyan"/>
+        </w:rPr>
+        <w:t>ak</w:t>
+      </w:r>
+      <w:r>
+        <w:rPr>
+          <w:highlight w:val="cyan"/>
+        </w:rPr>
+        <w:t>es</w:t>
+      </w:r>
+      <w:r>
+        <w:t xml:space="preserve"> listát </w:t>
+      </w:r>
+      <w:r>
+        <w:rPr>
+          <w:highlight w:val="cyan"/>
+        </w:rPr>
+        <w:t>Cake</w:t>
+      </w:r>
+      <w:r>
+        <w:t>-kal.</w:t>
+      </w:r>
+    </w:p>
+    <w:p>
+      <w:pPr>
+        <w:ind w:left="360"/>
+        <w:jc w:val="both"/>
+      </w:pPr>
+      <w:r>
+        <w:t>- Írasd ki a</w:t>
+      </w:r>
+      <w:r>
+        <w:t>z olcsó</w:t>
+      </w:r>
+      <w:r>
+        <w:t xml:space="preserve"> laktózmentes torták számát a lenti minta szerint. </w:t>
+      </w:r>
+      <w:r>
+        <w:rPr>
+          <w:b/>
+          <w:bCs/>
+        </w:rPr>
+        <w:t>(</w:t>
+      </w:r>
+      <w:r>
+        <w:rPr>
+          <w:b/>
+          <w:bCs/>
+        </w:rPr>
+        <w:t>4</w:t>
+      </w:r>
+      <w:r>
+        <w:rPr>
+          <w:b/>
+          <w:bCs/>
+        </w:rPr>
+        <w:t xml:space="preserve"> pont)</w:t>
+      </w:r>
+    </w:p>
+    <w:p>
+      <w:pPr>
+        <w:ind w:left="360"/>
+        <w:jc w:val="both"/>
+      </w:pPr>
+      <w:r>
+        <w:t xml:space="preserve">d) Készíts egy </w:t>
+      </w:r>
+      <w:r>
+        <w:rPr>
+          <w:highlight w:val="cyan"/>
+        </w:rPr>
+        <w:t>osszrendeles</w:t>
+      </w:r>
+      <w:r>
+        <w:t xml:space="preserve"> nevű függvényt, amely paraméterként fogad egy háromelemű listát.</w:t>
+      </w:r>
+    </w:p>
+    <w:p>
+      <w:pPr>
+        <w:ind w:left="360"/>
+        <w:jc w:val="both"/>
+      </w:pPr>
+      <w:r>
+        <w:t xml:space="preserve">- A függvényen belül keverd össze a </w:t>
+      </w:r>
+      <w:r>
+        <w:rPr>
+          <w:highlight w:val="cyan"/>
+        </w:rPr>
+        <w:t>cakes</w:t>
+      </w:r>
+      <w:r>
+        <w:t xml:space="preserve"> lista elemeit. </w:t>
+      </w:r>
+      <w:r>
+        <w:rPr>
+          <w:b/>
+          <w:bCs/>
+        </w:rPr>
+        <w:t>(</w:t>
+      </w:r>
+      <w:r>
+        <w:rPr>
+          <w:b/>
+          <w:bCs/>
+        </w:rPr>
+        <w:t>2</w:t>
+      </w:r>
+      <w:r>
+        <w:rPr>
+          <w:b/>
+          <w:bCs/>
+        </w:rPr>
+        <w:t xml:space="preserve"> pont)</w:t>
+      </w:r>
+    </w:p>
+    <w:p>
+      <w:pPr>
+        <w:ind w:left="360"/>
+        <w:jc w:val="both"/>
+      </w:pPr>
+      <w:r>
+        <w:t xml:space="preserve">- A paraméterben kapott lista segítségével hozd létre a rendelést. Az eredményt a lenti minta szerint írasd ki. </w:t>
+      </w:r>
+      <w:r>
+        <w:rPr>
+          <w:b/>
+          <w:bCs/>
+        </w:rPr>
+        <w:t>(</w:t>
+      </w:r>
+      <w:r>
+        <w:rPr>
+          <w:b/>
+          <w:bCs/>
+        </w:rPr>
+        <w:t>2</w:t>
+      </w:r>
+      <w:r>
+        <w:rPr>
+          <w:b/>
+          <w:bCs/>
+        </w:rPr>
+        <w:t xml:space="preserve"> pont)</w:t>
+      </w:r>
+    </w:p>
+    <w:p>
+      <w:pPr>
+        <w:ind w:left="360"/>
+        <w:jc w:val="both"/>
+      </w:pPr>
+      <w:r>
+        <w:t xml:space="preserve">- Hívd meg a függvényt a [1, 2, 1] listával. </w:t>
+      </w:r>
+      <w:r>
+        <w:rPr>
+          <w:b/>
+          <w:bCs/>
+        </w:rPr>
+        <w:t>(2 pont)</w:t>
+      </w:r>
+    </w:p>
+    <w:p>
+      <w:pPr>
+        <w:ind w:left="360"/>
+      </w:pPr>
+      <w:r>
+        <w:rPr>
+          <w:noProof/>
+        </w:rPr>
+        <w:drawing>
+          <wp:inline distT="0" distB="0" distL="0" distR="0" wp14:anchorId="74090B72" wp14:editId="72F465F1">
+            <wp:extent cx="4474894" cy="1932508"/>
+            <wp:effectExtent l="0" t="0" r="1905" b="0"/>
+            <wp:docPr id="1794387305" name="Kép 5"/>
+            <wp:cNvGraphicFramePr>
+              <a:graphicFrameLocks xmlns:a="http://schemas.openxmlformats.org/drawingml/2006/main" noChangeAspect="1"/>
+            </wp:cNvGraphicFramePr>
+            <a:graphic xmlns:a="http://schemas.openxmlformats.org/drawingml/2006/main">
+              <a:graphicData uri="http://schemas.openxmlformats.org/drawingml/2006/picture">
+                <pic:pic xmlns:pic="http://schemas.openxmlformats.org/drawingml/2006/picture">
+                  <pic:nvPicPr>
+                    <pic:cNvPr id="1794387305" name="Kép 5"/>
+                    <pic:cNvPicPr/>
+                  </pic:nvPicPr>
+                  <pic:blipFill>
+                    <a:blip r:embed="rId17">
+                      <a:extLst>
+                        <a:ext uri="{28A0092B-C50C-407E-A947-70E740481C1C}">
+                          <a14:useLocalDpi xmlns:a14="http://schemas.microsoft.com/office/drawing/2010/main" val="0"/>
+                        </a:ext>
+                      </a:extLst>
+                    </a:blip>
+                    <a:stretch>
+                      <a:fillRect/>
+                    </a:stretch>
+                  </pic:blipFill>
+                  <pic:spPr>
+                    <a:xfrm>
+                      <a:off x="0" y="0"/>
+                      <a:ext cx="4474894" cy="1932508"/>
+                    </a:xfrm>
+                    <a:prstGeom prst="rect">
+                      <a:avLst/>
+                    </a:prstGeom>
+                  </pic:spPr>
+                </pic:pic>
+              </a:graphicData>
+            </a:graphic>
+          </wp:inline>
+        </w:drawing>
+      </w:r>
+    </w:p>
     <w:p>
       <w:pPr>
         <w:pStyle w:val="Listaszerbekezds"/>
@@ -3483,7 +4096,7 @@
                     <pic:cNvPicPr preferRelativeResize="0"/>
                   </pic:nvPicPr>
                   <pic:blipFill>
-                    <a:blip r:embed="rId17"/>
+                    <a:blip r:embed="rId18"/>
                     <a:srcRect l="14045" t="14276" r="20599" b="17147"/>
                     <a:stretch>
                       <a:fillRect/>
@@ -5372,7 +5985,6 @@
         </w:rPr>
         <w:t xml:space="preserve">Az TELEPHELY_SW kapcsolónál a privilegizált módot védő jelszó az </w:t>
       </w:r>
-      <w:proofErr w:type="spellStart"/>
       <w:r>
         <w:rPr>
           <w:rFonts w:eastAsia="Times New Roman" w:cs="Times New Roman"/>
@@ -5383,7 +5995,6 @@
         </w:rPr>
         <w:t>enatelep</w:t>
       </w:r>
-      <w:proofErr w:type="spellEnd"/>
       <w:r>
         <w:rPr>
           <w:rFonts w:eastAsia="Times New Roman" w:cs="Times New Roman"/>
@@ -5569,7 +6180,6 @@
         </w:rPr>
         <w:t xml:space="preserve">Védje az összes terminal vonalat az TELEPHELY_SW kapcsolón a </w:t>
       </w:r>
-      <w:proofErr w:type="spellStart"/>
       <w:r>
         <w:rPr>
           <w:rFonts w:eastAsia="Times New Roman" w:cs="Times New Roman"/>
@@ -5580,7 +6190,6 @@
         </w:rPr>
         <w:t>vtytelep</w:t>
       </w:r>
-      <w:proofErr w:type="spellEnd"/>
       <w:r>
         <w:rPr>
           <w:rFonts w:eastAsia="Times New Roman" w:cs="Times New Roman"/>
@@ -5660,51 +6269,7 @@
           <w:sz w:val="24"/>
           <w:szCs w:val="24"/>
         </w:rPr>
-        <w:t xml:space="preserve">Tilos az </w:t>
-      </w:r>
-      <w:proofErr w:type="spellStart"/>
-      <w:r>
-        <w:rPr>
-          <w:rFonts w:eastAsia="Times New Roman" w:cs="Times New Roman"/>
-          <w:b/>
-          <w:color w:val="000000"/>
-          <w:sz w:val="24"/>
-          <w:szCs w:val="24"/>
-        </w:rPr>
-        <w:t>illetektelen</w:t>
-      </w:r>
-      <w:proofErr w:type="spellEnd"/>
-      <w:r>
-        <w:rPr>
-          <w:rFonts w:eastAsia="Times New Roman" w:cs="Times New Roman"/>
-          <w:b/>
-          <w:color w:val="000000"/>
-          <w:sz w:val="24"/>
-          <w:szCs w:val="24"/>
-        </w:rPr>
-        <w:t xml:space="preserve"> </w:t>
-      </w:r>
-      <w:proofErr w:type="spellStart"/>
-      <w:r>
-        <w:rPr>
-          <w:rFonts w:eastAsia="Times New Roman" w:cs="Times New Roman"/>
-          <w:b/>
-          <w:color w:val="000000"/>
-          <w:sz w:val="24"/>
-          <w:szCs w:val="24"/>
-        </w:rPr>
-        <w:t>belepes</w:t>
-      </w:r>
-      <w:proofErr w:type="spellEnd"/>
-      <w:r>
-        <w:rPr>
-          <w:rFonts w:eastAsia="Times New Roman" w:cs="Times New Roman"/>
-          <w:b/>
-          <w:color w:val="000000"/>
-          <w:sz w:val="24"/>
-          <w:szCs w:val="24"/>
-        </w:rPr>
-        <w:t>!</w:t>
+        <w:t>Tilos az illetektelen belepes!</w:t>
       </w:r>
       <w:r>
         <w:rPr>
@@ -6078,8 +6643,8 @@
       </w:pPr>
     </w:p>
     <w:sectPr>
-      <w:headerReference w:type="default" r:id="rId18"/>
-      <w:footerReference w:type="default" r:id="rId19"/>
+      <w:headerReference w:type="default" r:id="rId19"/>
+      <w:footerReference w:type="default" r:id="rId20"/>
       <w:pgSz w:w="11906" w:h="16838"/>
       <w:pgMar w:top="1417" w:right="1417" w:bottom="1417" w:left="1417" w:header="708" w:footer="708" w:gutter="0"/>
       <w:cols w:space="708"/>
@@ -8029,7 +8594,6 @@
   <w:style w:type="character" w:default="1" w:styleId="Bekezdsalapbettpusa">
     <w:name w:val="Default Paragraph Font"/>
     <w:uiPriority w:val="1"/>
-    <w:semiHidden/>
     <w:unhideWhenUsed/>
   </w:style>
   <w:style w:type="table" w:default="1" w:styleId="Normltblzat">

--- a/eles_alapvizsga_2026.docx
+++ b/eles_alapvizsga_2026.docx
@@ -4041,7 +4041,7 @@
           <w:sz w:val="24"/>
           <w:szCs w:val="24"/>
         </w:rPr>
-        <w:t>gyartas2025</w:t>
+        <w:t>zooszeged2026</w:t>
       </w:r>
       <w:r>
         <w:rPr>
@@ -4079,38 +4079,46 @@
       </w:pPr>
       <w:r>
         <w:rPr>
-          <w:rFonts w:ascii="Times New Roman" w:eastAsia="Times New Roman" w:hAnsi="Times New Roman" w:cs="Times New Roman"/>
           <w:noProof/>
         </w:rPr>
         <w:drawing>
-          <wp:inline distT="0" distB="0" distL="0" distR="0" wp14:anchorId="2B3BC35F" wp14:editId="2EC2CB69">
-            <wp:extent cx="5516703" cy="3254371"/>
+          <wp:inline distT="0" distB="0" distL="0" distR="0" wp14:anchorId="18FC8B65" wp14:editId="2B7C4F8D">
+            <wp:extent cx="5571677" cy="2286000"/>
             <wp:effectExtent l="0" t="0" r="0" b="0"/>
-            <wp:docPr id="924452749" name="image2.png" descr="A képen szöveg, képernyőkép, szoftver, diagram látható&#10;&#10;Előfordulhat, hogy a mesterséges intelligencia által létrehozott tartalom helytelen."/>
-            <wp:cNvGraphicFramePr/>
+            <wp:docPr id="840760545" name="Kép 1"/>
+            <wp:cNvGraphicFramePr>
+              <a:graphicFrameLocks xmlns:a="http://schemas.openxmlformats.org/drawingml/2006/main" noChangeAspect="1"/>
+            </wp:cNvGraphicFramePr>
             <a:graphic xmlns:a="http://schemas.openxmlformats.org/drawingml/2006/main">
               <a:graphicData uri="http://schemas.openxmlformats.org/drawingml/2006/picture">
                 <pic:pic xmlns:pic="http://schemas.openxmlformats.org/drawingml/2006/picture">
                   <pic:nvPicPr>
-                    <pic:cNvPr id="0" name="image2.png" descr="A képen szöveg, képernyőkép, szoftver, diagram látható&#10;&#10;Előfordulhat, hogy a mesterséges intelligencia által létrehozott tartalom helytelen."/>
-                    <pic:cNvPicPr preferRelativeResize="0"/>
+                    <pic:cNvPr id="840760545" name=""/>
+                    <pic:cNvPicPr/>
                   </pic:nvPicPr>
-                  <pic:blipFill>
+                  <pic:blipFill rotWithShape="1">
                     <a:blip r:embed="rId18"/>
-                    <a:srcRect l="14045" t="14276" r="20599" b="17147"/>
+                    <a:srcRect l="3473" t="19114" r="18816" b="32955"/>
                     <a:stretch>
                       <a:fillRect/>
                     </a:stretch>
                   </pic:blipFill>
-                  <pic:spPr>
+                  <pic:spPr bwMode="auto">
                     <a:xfrm>
                       <a:off x="0" y="0"/>
-                      <a:ext cx="5516703" cy="3254371"/>
+                      <a:ext cx="5595285" cy="2295686"/>
                     </a:xfrm>
                     <a:prstGeom prst="rect">
                       <a:avLst/>
                     </a:prstGeom>
-                    <a:ln/>
+                    <a:ln>
+                      <a:noFill/>
+                    </a:ln>
+                    <a:extLst>
+                      <a:ext uri="{53640926-AAD7-44D8-BBD7-CCE9431645EC}">
+                        <a14:shadowObscured xmlns:a14="http://schemas.microsoft.com/office/drawing/2010/main"/>
+                      </a:ext>
+                    </a:extLst>
                   </pic:spPr>
                 </pic:pic>
               </a:graphicData>
@@ -4271,7 +4279,13 @@
               <w:rPr>
                 <w:rFonts w:eastAsia="Times New Roman" w:cs="Times New Roman"/>
               </w:rPr>
-              <w:t>GYAR_PC</w:t>
+              <w:t>PENZTAR</w:t>
+            </w:r>
+            <w:r>
+              <w:rPr>
+                <w:rFonts w:eastAsia="Times New Roman" w:cs="Times New Roman"/>
+              </w:rPr>
+              <w:t>_PC</w:t>
             </w:r>
           </w:p>
         </w:tc>
@@ -4443,7 +4457,13 @@
               <w:rPr>
                 <w:rFonts w:eastAsia="Times New Roman" w:cs="Times New Roman"/>
               </w:rPr>
-              <w:t>GYAR_SW</w:t>
+              <w:t>SHOP</w:t>
+            </w:r>
+            <w:r>
+              <w:rPr>
+                <w:rFonts w:eastAsia="Times New Roman" w:cs="Times New Roman"/>
+              </w:rPr>
+              <w:t>_SW</w:t>
             </w:r>
           </w:p>
         </w:tc>
@@ -4515,7 +4535,13 @@
               <w:rPr>
                 <w:rFonts w:eastAsia="Times New Roman" w:cs="Times New Roman"/>
               </w:rPr>
-              <w:t>GYAR_SW</w:t>
+              <w:t>SHOP</w:t>
+            </w:r>
+            <w:r>
+              <w:rPr>
+                <w:rFonts w:eastAsia="Times New Roman" w:cs="Times New Roman"/>
+              </w:rPr>
+              <w:t>_SW</w:t>
             </w:r>
           </w:p>
         </w:tc>
@@ -4536,7 +4562,13 @@
               <w:rPr>
                 <w:rFonts w:eastAsia="Times New Roman" w:cs="Times New Roman"/>
               </w:rPr>
-              <w:t>GYAR_RT</w:t>
+              <w:t>IRODA</w:t>
+            </w:r>
+            <w:r>
+              <w:rPr>
+                <w:rFonts w:eastAsia="Times New Roman" w:cs="Times New Roman"/>
+              </w:rPr>
+              <w:t>_RT</w:t>
             </w:r>
           </w:p>
         </w:tc>
@@ -4610,7 +4642,13 @@
               <w:rPr>
                 <w:rFonts w:eastAsia="Times New Roman" w:cs="Times New Roman"/>
               </w:rPr>
-              <w:t>GYAR_RT</w:t>
+              <w:t>IRODA</w:t>
+            </w:r>
+            <w:r>
+              <w:rPr>
+                <w:rFonts w:eastAsia="Times New Roman" w:cs="Times New Roman"/>
+              </w:rPr>
+              <w:t>_RT</w:t>
             </w:r>
           </w:p>
         </w:tc>
@@ -4670,7 +4708,13 @@
               <w:rPr>
                 <w:rFonts w:eastAsia="Times New Roman" w:cs="Times New Roman"/>
               </w:rPr>
-              <w:t>255.255.255.128</w:t>
+              <w:t>255.255.255.</w:t>
+            </w:r>
+            <w:r>
+              <w:rPr>
+                <w:rFonts w:eastAsia="Times New Roman" w:cs="Times New Roman"/>
+              </w:rPr>
+              <w:t>252</w:t>
             </w:r>
           </w:p>
         </w:tc>
@@ -4833,7 +4877,7 @@
               <w:rPr>
                 <w:rFonts w:eastAsia="Times New Roman" w:cs="Times New Roman"/>
               </w:rPr>
-              <w:t>UGYFEL_WIFI</w:t>
+              <w:t>SHOP_WIFI</w:t>
             </w:r>
           </w:p>
         </w:tc>
@@ -4869,7 +4913,19 @@
               <w:rPr>
                 <w:rFonts w:eastAsia="Times New Roman" w:cs="Times New Roman"/>
               </w:rPr>
-              <w:t>255.255.255.0</w:t>
+              <w:t>255.255.</w:t>
+            </w:r>
+            <w:r>
+              <w:rPr>
+                <w:rFonts w:eastAsia="Times New Roman" w:cs="Times New Roman"/>
+              </w:rPr>
+              <w:t>0</w:t>
+            </w:r>
+            <w:r>
+              <w:rPr>
+                <w:rFonts w:eastAsia="Times New Roman" w:cs="Times New Roman"/>
+              </w:rPr>
+              <w:t>.0</w:t>
             </w:r>
           </w:p>
         </w:tc>
@@ -5068,7 +5124,13 @@
               <w:rPr>
                 <w:rFonts w:eastAsia="Times New Roman" w:cs="Times New Roman"/>
               </w:rPr>
-              <w:t>BEMUTATOTEREM_RT</w:t>
+              <w:t>ORVOS</w:t>
+            </w:r>
+            <w:r>
+              <w:rPr>
+                <w:rFonts w:eastAsia="Times New Roman" w:cs="Times New Roman"/>
+              </w:rPr>
+              <w:t>_RT</w:t>
             </w:r>
           </w:p>
         </w:tc>
@@ -5142,7 +5204,13 @@
               <w:rPr>
                 <w:rFonts w:eastAsia="Times New Roman" w:cs="Times New Roman"/>
               </w:rPr>
-              <w:t>BEMUTATO-TEREM_RT</w:t>
+              <w:t>ORVOS</w:t>
+            </w:r>
+            <w:r>
+              <w:rPr>
+                <w:rFonts w:eastAsia="Times New Roman" w:cs="Times New Roman"/>
+              </w:rPr>
+              <w:t>_RT</w:t>
             </w:r>
           </w:p>
         </w:tc>
@@ -5263,16 +5331,25 @@
               <w:rPr>
                 <w:rFonts w:eastAsia="Times New Roman" w:cs="Times New Roman"/>
               </w:rPr>
-              <w:t>BEMUTATOTEREM_PC</w:t>
+              <w:lastRenderedPageBreak/>
+              <w:t>ORVOS</w:t>
+            </w:r>
+            <w:r>
+              <w:rPr>
+                <w:rFonts w:eastAsia="Times New Roman" w:cs="Times New Roman"/>
+              </w:rPr>
+              <w:t>_PC</w:t>
             </w:r>
           </w:p>
         </w:tc>
         <w:tc>
           <w:tcPr>
-            <w:tcW w:w="1701" w:type="dxa"/>
+            <w:tcW w:w="3544" w:type="dxa"/>
+            <w:gridSpan w:val="2"/>
           </w:tcPr>
           <w:p>
             <w:pPr>
+              <w:jc w:val="center"/>
               <w:rPr>
                 <w:rFonts w:eastAsia="Times New Roman" w:cs="Times New Roman"/>
               </w:rPr>
@@ -5281,25 +5358,7 @@
               <w:rPr>
                 <w:rFonts w:eastAsia="Times New Roman" w:cs="Times New Roman"/>
               </w:rPr>
-              <w:t>192.168.30.254</w:t>
-            </w:r>
-          </w:p>
-        </w:tc>
-        <w:tc>
-          <w:tcPr>
-            <w:tcW w:w="1843" w:type="dxa"/>
-          </w:tcPr>
-          <w:p>
-            <w:pPr>
-              <w:rPr>
-                <w:rFonts w:eastAsia="Times New Roman" w:cs="Times New Roman"/>
-              </w:rPr>
-            </w:pPr>
-            <w:r>
-              <w:rPr>
-                <w:rFonts w:eastAsia="Times New Roman" w:cs="Times New Roman"/>
-              </w:rPr>
-              <w:t>255.255.255.0</w:t>
+              <w:t>DHCP kliens</w:t>
             </w:r>
           </w:p>
         </w:tc>
@@ -5313,12 +5372,6 @@
                 <w:rFonts w:eastAsia="Times New Roman" w:cs="Times New Roman"/>
               </w:rPr>
             </w:pPr>
-            <w:r>
-              <w:rPr>
-                <w:rFonts w:eastAsia="Times New Roman" w:cs="Times New Roman"/>
-              </w:rPr>
-              <w:t>192.168.30.1</w:t>
-            </w:r>
           </w:p>
         </w:tc>
         <w:tc>
@@ -5350,7 +5403,13 @@
               <w:rPr>
                 <w:rFonts w:eastAsia="Times New Roman" w:cs="Times New Roman"/>
               </w:rPr>
-              <w:t>TELEPHELY_RT</w:t>
+              <w:t>IGAZGATO</w:t>
+            </w:r>
+            <w:r>
+              <w:rPr>
+                <w:rFonts w:eastAsia="Times New Roman" w:cs="Times New Roman"/>
+              </w:rPr>
+              <w:t>_RT</w:t>
             </w:r>
           </w:p>
         </w:tc>
@@ -5386,7 +5445,13 @@
               <w:rPr>
                 <w:rFonts w:eastAsia="Times New Roman" w:cs="Times New Roman"/>
               </w:rPr>
-              <w:t>255.255.255.128</w:t>
+              <w:t>255.255.255.</w:t>
+            </w:r>
+            <w:r>
+              <w:rPr>
+                <w:rFonts w:eastAsia="Times New Roman" w:cs="Times New Roman"/>
+              </w:rPr>
+              <w:t>252</w:t>
             </w:r>
           </w:p>
         </w:tc>
@@ -5424,7 +5489,13 @@
               <w:rPr>
                 <w:rFonts w:eastAsia="Times New Roman" w:cs="Times New Roman"/>
               </w:rPr>
-              <w:t>TELEPHELY_RT</w:t>
+              <w:t>IGAZGATO</w:t>
+            </w:r>
+            <w:r>
+              <w:rPr>
+                <w:rFonts w:eastAsia="Times New Roman" w:cs="Times New Roman"/>
+              </w:rPr>
+              <w:t xml:space="preserve"> _RT</w:t>
             </w:r>
           </w:p>
         </w:tc>
@@ -5545,7 +5616,13 @@
               <w:rPr>
                 <w:rFonts w:eastAsia="Times New Roman" w:cs="Times New Roman"/>
               </w:rPr>
-              <w:t>TELEPHELY_SW</w:t>
+              <w:t>IGAZGATO</w:t>
+            </w:r>
+            <w:r>
+              <w:rPr>
+                <w:rFonts w:eastAsia="Times New Roman" w:cs="Times New Roman"/>
+              </w:rPr>
+              <w:t>_SW</w:t>
             </w:r>
           </w:p>
         </w:tc>
@@ -5620,7 +5697,13 @@
               <w:rPr>
                 <w:rFonts w:eastAsia="Times New Roman" w:cs="Times New Roman"/>
               </w:rPr>
-              <w:t>TELEPHELY_SW</w:t>
+              <w:t>IGAZGATO</w:t>
+            </w:r>
+            <w:r>
+              <w:rPr>
+                <w:rFonts w:eastAsia="Times New Roman" w:cs="Times New Roman"/>
+              </w:rPr>
+              <w:t>_SW</w:t>
             </w:r>
           </w:p>
         </w:tc>
@@ -5640,7 +5723,13 @@
               <w:rPr>
                 <w:rFonts w:eastAsia="Times New Roman" w:cs="Times New Roman"/>
               </w:rPr>
-              <w:t>TELEPHELY_PC</w:t>
+              <w:t>IGAZGATO</w:t>
+            </w:r>
+            <w:r>
+              <w:rPr>
+                <w:rFonts w:eastAsia="Times New Roman" w:cs="Times New Roman"/>
+              </w:rPr>
+              <w:t>_PC</w:t>
             </w:r>
           </w:p>
         </w:tc>
@@ -5659,6 +5748,92 @@
                 <w:rFonts w:eastAsia="Times New Roman" w:cs="Times New Roman"/>
               </w:rPr>
               <w:t>20.0.0.254</w:t>
+            </w:r>
+          </w:p>
+        </w:tc>
+        <w:tc>
+          <w:tcPr>
+            <w:tcW w:w="1843" w:type="dxa"/>
+          </w:tcPr>
+          <w:p>
+            <w:pPr>
+              <w:rPr>
+                <w:rFonts w:eastAsia="Times New Roman" w:cs="Times New Roman"/>
+              </w:rPr>
+            </w:pPr>
+            <w:r>
+              <w:rPr>
+                <w:rFonts w:eastAsia="Times New Roman" w:cs="Times New Roman"/>
+              </w:rPr>
+              <w:t>255.0.0.0</w:t>
+            </w:r>
+          </w:p>
+        </w:tc>
+        <w:tc>
+          <w:tcPr>
+            <w:tcW w:w="1559" w:type="dxa"/>
+          </w:tcPr>
+          <w:p>
+            <w:pPr>
+              <w:rPr>
+                <w:rFonts w:eastAsia="Times New Roman" w:cs="Times New Roman"/>
+              </w:rPr>
+            </w:pPr>
+            <w:r>
+              <w:rPr>
+                <w:rFonts w:eastAsia="Times New Roman" w:cs="Times New Roman"/>
+              </w:rPr>
+              <w:t>20.0.0.1</w:t>
+            </w:r>
+          </w:p>
+        </w:tc>
+        <w:tc>
+          <w:tcPr>
+            <w:tcW w:w="2433" w:type="dxa"/>
+          </w:tcPr>
+          <w:p>
+            <w:pPr>
+              <w:rPr>
+                <w:rFonts w:eastAsia="Times New Roman" w:cs="Times New Roman"/>
+              </w:rPr>
+            </w:pPr>
+          </w:p>
+        </w:tc>
+      </w:tr>
+      <w:tr>
+        <w:tc>
+          <w:tcPr>
+            <w:tcW w:w="2405" w:type="dxa"/>
+          </w:tcPr>
+          <w:p>
+            <w:pPr>
+              <w:rPr>
+                <w:rFonts w:eastAsia="Times New Roman" w:cs="Times New Roman"/>
+              </w:rPr>
+            </w:pPr>
+            <w:r>
+              <w:rPr>
+                <w:rFonts w:eastAsia="Times New Roman" w:cs="Times New Roman"/>
+              </w:rPr>
+              <w:t>TITKARNO_PC</w:t>
+            </w:r>
+          </w:p>
+        </w:tc>
+        <w:tc>
+          <w:tcPr>
+            <w:tcW w:w="1701" w:type="dxa"/>
+          </w:tcPr>
+          <w:p>
+            <w:pPr>
+              <w:rPr>
+                <w:rFonts w:eastAsia="Times New Roman" w:cs="Times New Roman"/>
+              </w:rPr>
+            </w:pPr>
+            <w:r>
+              <w:rPr>
+                <w:rFonts w:eastAsia="Times New Roman" w:cs="Times New Roman"/>
+              </w:rPr>
+              <w:t>20.0.0.253</w:t>
             </w:r>
           </w:p>
         </w:tc>
@@ -5921,7 +6096,43 @@
           <w:sz w:val="24"/>
           <w:szCs w:val="24"/>
         </w:rPr>
-        <w:t xml:space="preserve"> Az eszközök elhelyezése után létesítsen kapcsolatot az eszközök között! A kapcsolatok kiépítéséhez használja az előző oldalon található ábrát! Az UGYFEL_WIFI vezeték nélküli forgalomirányító az internet porton keresztül csatlakozzon a GYAR_SW kapcsoló tetszőleges Ethernet portjához! </w:t>
+        <w:t xml:space="preserve"> Az eszközök elhelyezése után létesítsen kapcsolatot az eszközök között! A kapcsolatok kiépítéséhez használja az előző oldalon található ábrát! Az </w:t>
+      </w:r>
+      <w:r>
+        <w:rPr>
+          <w:rFonts w:eastAsia="Times New Roman" w:cs="Times New Roman"/>
+          <w:color w:val="000000"/>
+          <w:sz w:val="24"/>
+          <w:szCs w:val="24"/>
+        </w:rPr>
+        <w:t>SHOP_WIFI</w:t>
+      </w:r>
+      <w:r>
+        <w:rPr>
+          <w:rFonts w:eastAsia="Times New Roman" w:cs="Times New Roman"/>
+          <w:color w:val="000000"/>
+          <w:sz w:val="24"/>
+          <w:szCs w:val="24"/>
+        </w:rPr>
+        <w:t xml:space="preserve"> vezeték nélküli forgalomirányító az internet porton keresztül csatlakozzon a </w:t>
+      </w:r>
+      <w:r>
+        <w:rPr>
+          <w:rFonts w:eastAsia="Times New Roman" w:cs="Times New Roman"/>
+          <w:color w:val="000000"/>
+          <w:sz w:val="24"/>
+          <w:szCs w:val="24"/>
+        </w:rPr>
+        <w:t>SHOP_SW</w:t>
+      </w:r>
+      <w:r>
+        <w:rPr>
+          <w:rFonts w:eastAsia="Times New Roman" w:cs="Times New Roman"/>
+          <w:color w:val="000000"/>
+          <w:sz w:val="24"/>
+          <w:szCs w:val="24"/>
+        </w:rPr>
+        <w:t xml:space="preserve"> kapcsoló tetszőleges Ethernet portjához! </w:t>
       </w:r>
     </w:p>
     <w:p>
@@ -5952,7 +6163,133 @@
           <w:sz w:val="24"/>
           <w:szCs w:val="24"/>
         </w:rPr>
-        <w:t xml:space="preserve">A fenti táblázat alapján ossza ki a megadott eszközöknek a megfelelő IP paramétereket! A forgalomirányítókon (GYAR_RT, TELEPHELY_RT, BEMUTATOTEREM_RT), valamint a kapcsolókon (GYAR_SW, TELEPHELY_SW) állítsa be a táblázatban található nevet! DNS szervernek a 13.13.13.13 IP-cím legyen beállítva a GYAR_PC kliensen és az UGYFEL _WIFI vezeték nélküli forgalomirányító internet portján is! </w:t>
+        <w:t>A fenti táblázat alapján ossza ki a megadott eszközöknek a megfelelő IP paramétereket! A forgalomirányítókon (</w:t>
+      </w:r>
+      <w:r>
+        <w:rPr>
+          <w:rFonts w:eastAsia="Times New Roman" w:cs="Times New Roman"/>
+          <w:color w:val="000000"/>
+          <w:sz w:val="24"/>
+          <w:szCs w:val="24"/>
+        </w:rPr>
+        <w:t>IRODA_RT</w:t>
+      </w:r>
+      <w:r>
+        <w:rPr>
+          <w:rFonts w:eastAsia="Times New Roman" w:cs="Times New Roman"/>
+          <w:color w:val="000000"/>
+          <w:sz w:val="24"/>
+          <w:szCs w:val="24"/>
+        </w:rPr>
+        <w:t xml:space="preserve">, </w:t>
+      </w:r>
+      <w:r>
+        <w:rPr>
+          <w:rFonts w:eastAsia="Times New Roman" w:cs="Times New Roman"/>
+          <w:color w:val="000000"/>
+          <w:sz w:val="24"/>
+          <w:szCs w:val="24"/>
+        </w:rPr>
+        <w:t>IGAZGATO</w:t>
+      </w:r>
+      <w:r>
+        <w:rPr>
+          <w:rFonts w:eastAsia="Times New Roman" w:cs="Times New Roman"/>
+          <w:color w:val="000000"/>
+          <w:sz w:val="24"/>
+          <w:szCs w:val="24"/>
+        </w:rPr>
+        <w:t xml:space="preserve">_RT, </w:t>
+      </w:r>
+      <w:r>
+        <w:rPr>
+          <w:rFonts w:eastAsia="Times New Roman" w:cs="Times New Roman"/>
+          <w:color w:val="000000"/>
+          <w:sz w:val="24"/>
+          <w:szCs w:val="24"/>
+        </w:rPr>
+        <w:t>ORVOS</w:t>
+      </w:r>
+      <w:r>
+        <w:rPr>
+          <w:rFonts w:eastAsia="Times New Roman" w:cs="Times New Roman"/>
+          <w:color w:val="000000"/>
+          <w:sz w:val="24"/>
+          <w:szCs w:val="24"/>
+        </w:rPr>
+        <w:t>_RT), valamint a kapcsolókon (</w:t>
+      </w:r>
+      <w:r>
+        <w:rPr>
+          <w:rFonts w:eastAsia="Times New Roman" w:cs="Times New Roman"/>
+          <w:color w:val="000000"/>
+          <w:sz w:val="24"/>
+          <w:szCs w:val="24"/>
+        </w:rPr>
+        <w:t>SHOP_SW</w:t>
+      </w:r>
+      <w:r>
+        <w:rPr>
+          <w:rFonts w:eastAsia="Times New Roman" w:cs="Times New Roman"/>
+          <w:color w:val="000000"/>
+          <w:sz w:val="24"/>
+          <w:szCs w:val="24"/>
+        </w:rPr>
+        <w:t xml:space="preserve">, </w:t>
+      </w:r>
+      <w:r>
+        <w:rPr>
+          <w:rFonts w:eastAsia="Times New Roman" w:cs="Times New Roman"/>
+          <w:color w:val="000000"/>
+          <w:sz w:val="24"/>
+          <w:szCs w:val="24"/>
+        </w:rPr>
+        <w:t>IGAZGATO</w:t>
+      </w:r>
+      <w:r>
+        <w:rPr>
+          <w:rFonts w:eastAsia="Times New Roman" w:cs="Times New Roman"/>
+          <w:color w:val="000000"/>
+          <w:sz w:val="24"/>
+          <w:szCs w:val="24"/>
+        </w:rPr>
+        <w:t xml:space="preserve">_SW) állítsa be a táblázatban található nevet! DNS szervernek a </w:t>
+      </w:r>
+      <w:r>
+        <w:rPr>
+          <w:rFonts w:eastAsia="Times New Roman" w:cs="Times New Roman"/>
+          <w:color w:val="000000"/>
+          <w:sz w:val="24"/>
+          <w:szCs w:val="24"/>
+        </w:rPr>
+        <w:t xml:space="preserve">4.4.4.4 </w:t>
+      </w:r>
+      <w:r>
+        <w:rPr>
+          <w:rFonts w:eastAsia="Times New Roman" w:cs="Times New Roman"/>
+          <w:color w:val="000000"/>
+          <w:sz w:val="24"/>
+          <w:szCs w:val="24"/>
+        </w:rPr>
+        <w:t>IP-cím legyen beállítva A</w:t>
+      </w:r>
+      <w:r>
+        <w:rPr>
+          <w:rFonts w:eastAsia="Times New Roman" w:cs="Times New Roman"/>
+          <w:color w:val="000000"/>
+          <w:sz w:val="24"/>
+          <w:szCs w:val="24"/>
+        </w:rPr>
+        <w:t xml:space="preserve">z összes </w:t>
+      </w:r>
+      <w:r>
+        <w:rPr>
+          <w:rFonts w:eastAsia="Times New Roman" w:cs="Times New Roman"/>
+          <w:color w:val="000000"/>
+          <w:sz w:val="24"/>
+          <w:szCs w:val="24"/>
+        </w:rPr>
+        <w:t xml:space="preserve">kliensen és az UGYFEL _WIFI vezeték nélküli forgalomirányító internet portján is! </w:t>
       </w:r>
     </w:p>
     <w:p>
@@ -5983,17 +6320,45 @@
           <w:sz w:val="24"/>
           <w:szCs w:val="24"/>
         </w:rPr>
-        <w:t xml:space="preserve">Az TELEPHELY_SW kapcsolónál a privilegizált módot védő jelszó az </w:t>
-      </w:r>
-      <w:r>
-        <w:rPr>
-          <w:rFonts w:eastAsia="Times New Roman" w:cs="Times New Roman"/>
-          <w:b/>
-          <w:color w:val="000000"/>
-          <w:sz w:val="24"/>
-          <w:szCs w:val="24"/>
-        </w:rPr>
-        <w:t>enatelep</w:t>
+        <w:t xml:space="preserve">Az </w:t>
+      </w:r>
+      <w:r>
+        <w:rPr>
+          <w:rFonts w:eastAsia="Times New Roman" w:cs="Times New Roman"/>
+          <w:color w:val="000000"/>
+          <w:sz w:val="24"/>
+          <w:szCs w:val="24"/>
+        </w:rPr>
+        <w:t>IGAZGATO</w:t>
+      </w:r>
+      <w:r>
+        <w:rPr>
+          <w:rFonts w:eastAsia="Times New Roman" w:cs="Times New Roman"/>
+          <w:color w:val="000000"/>
+          <w:sz w:val="24"/>
+          <w:szCs w:val="24"/>
+        </w:rPr>
+        <w:t xml:space="preserve">_SW kapcsolónál a privilegizált módot védő jelszó az </w:t>
+      </w:r>
+      <w:r>
+        <w:rPr>
+          <w:rFonts w:eastAsia="Times New Roman" w:cs="Times New Roman"/>
+          <w:b/>
+          <w:color w:val="000000"/>
+          <w:sz w:val="24"/>
+          <w:szCs w:val="24"/>
+        </w:rPr>
+        <w:t>ena</w:t>
+      </w:r>
+      <w:r>
+        <w:rPr>
+          <w:rFonts w:eastAsia="Times New Roman" w:cs="Times New Roman"/>
+          <w:b/>
+          <w:color w:val="000000"/>
+          <w:sz w:val="24"/>
+          <w:szCs w:val="24"/>
+        </w:rPr>
+        <w:t>igazgato</w:t>
       </w:r>
       <w:r>
         <w:rPr>
@@ -6004,101 +6369,6 @@
         </w:rPr>
         <w:t xml:space="preserve"> legyen!</w:t>
       </w:r>
-    </w:p>
-    <w:p>
-      <w:pPr>
-        <w:pBdr>
-          <w:top w:val="nil"/>
-          <w:left w:val="nil"/>
-          <w:bottom w:val="nil"/>
-          <w:right w:val="nil"/>
-          <w:between w:val="nil"/>
-        </w:pBdr>
-        <w:spacing w:after="0"/>
-        <w:ind w:left="720"/>
-        <w:rPr>
-          <w:rFonts w:eastAsia="Times New Roman" w:cs="Times New Roman"/>
-          <w:color w:val="000000"/>
-          <w:sz w:val="24"/>
-          <w:szCs w:val="24"/>
-        </w:rPr>
-      </w:pPr>
-    </w:p>
-    <w:p>
-      <w:pPr>
-        <w:pBdr>
-          <w:top w:val="nil"/>
-          <w:left w:val="nil"/>
-          <w:bottom w:val="nil"/>
-          <w:right w:val="nil"/>
-          <w:between w:val="nil"/>
-        </w:pBdr>
-        <w:spacing w:after="0"/>
-        <w:ind w:left="720"/>
-        <w:rPr>
-          <w:rFonts w:eastAsia="Times New Roman" w:cs="Times New Roman"/>
-          <w:color w:val="000000"/>
-          <w:sz w:val="24"/>
-          <w:szCs w:val="24"/>
-        </w:rPr>
-      </w:pPr>
-    </w:p>
-    <w:p>
-      <w:pPr>
-        <w:pBdr>
-          <w:top w:val="nil"/>
-          <w:left w:val="nil"/>
-          <w:bottom w:val="nil"/>
-          <w:right w:val="nil"/>
-          <w:between w:val="nil"/>
-        </w:pBdr>
-        <w:spacing w:after="0"/>
-        <w:ind w:left="720"/>
-        <w:rPr>
-          <w:rFonts w:eastAsia="Times New Roman" w:cs="Times New Roman"/>
-          <w:color w:val="000000"/>
-          <w:sz w:val="24"/>
-          <w:szCs w:val="24"/>
-        </w:rPr>
-      </w:pPr>
-    </w:p>
-    <w:p>
-      <w:pPr>
-        <w:pBdr>
-          <w:top w:val="nil"/>
-          <w:left w:val="nil"/>
-          <w:bottom w:val="nil"/>
-          <w:right w:val="nil"/>
-          <w:between w:val="nil"/>
-        </w:pBdr>
-        <w:spacing w:after="0"/>
-        <w:ind w:left="720"/>
-        <w:rPr>
-          <w:rFonts w:eastAsia="Times New Roman" w:cs="Times New Roman"/>
-          <w:color w:val="000000"/>
-          <w:sz w:val="24"/>
-          <w:szCs w:val="24"/>
-        </w:rPr>
-      </w:pPr>
-    </w:p>
-    <w:p>
-      <w:pPr>
-        <w:pBdr>
-          <w:top w:val="nil"/>
-          <w:left w:val="nil"/>
-          <w:bottom w:val="nil"/>
-          <w:right w:val="nil"/>
-          <w:between w:val="nil"/>
-        </w:pBdr>
-        <w:spacing w:after="0"/>
-        <w:ind w:left="720"/>
-        <w:rPr>
-          <w:rFonts w:eastAsia="Times New Roman" w:cs="Times New Roman"/>
-          <w:color w:val="000000"/>
-          <w:sz w:val="24"/>
-          <w:szCs w:val="24"/>
-        </w:rPr>
-      </w:pPr>
     </w:p>
     <w:p>
       <w:pPr>
@@ -6128,17 +6398,45 @@
           <w:sz w:val="24"/>
           <w:szCs w:val="24"/>
         </w:rPr>
-        <w:t xml:space="preserve"> Az TELEPHELY_SW kapcsolón tegye meg a szükséges beállításokat ahhoz, hogy a konzol porton való elérés csak az </w:t>
-      </w:r>
-      <w:r>
-        <w:rPr>
-          <w:rFonts w:eastAsia="Times New Roman" w:cs="Times New Roman"/>
-          <w:b/>
-          <w:color w:val="000000"/>
-          <w:sz w:val="24"/>
-          <w:szCs w:val="24"/>
-        </w:rPr>
-        <w:t>contelep</w:t>
+        <w:t xml:space="preserve"> Az </w:t>
+      </w:r>
+      <w:r>
+        <w:rPr>
+          <w:rFonts w:eastAsia="Times New Roman" w:cs="Times New Roman"/>
+          <w:color w:val="000000"/>
+          <w:sz w:val="24"/>
+          <w:szCs w:val="24"/>
+        </w:rPr>
+        <w:t>IGAZGATO</w:t>
+      </w:r>
+      <w:r>
+        <w:rPr>
+          <w:rFonts w:eastAsia="Times New Roman" w:cs="Times New Roman"/>
+          <w:color w:val="000000"/>
+          <w:sz w:val="24"/>
+          <w:szCs w:val="24"/>
+        </w:rPr>
+        <w:t xml:space="preserve">_SW kapcsolón tegye meg a szükséges beállításokat ahhoz, hogy a konzol porton való elérés csak az </w:t>
+      </w:r>
+      <w:r>
+        <w:rPr>
+          <w:rFonts w:eastAsia="Times New Roman" w:cs="Times New Roman"/>
+          <w:b/>
+          <w:color w:val="000000"/>
+          <w:sz w:val="24"/>
+          <w:szCs w:val="24"/>
+        </w:rPr>
+        <w:t>con</w:t>
+      </w:r>
+      <w:r>
+        <w:rPr>
+          <w:rFonts w:eastAsia="Times New Roman" w:cs="Times New Roman"/>
+          <w:b/>
+          <w:color w:val="000000"/>
+          <w:sz w:val="24"/>
+          <w:szCs w:val="24"/>
+        </w:rPr>
+        <w:t>igazgato</w:t>
       </w:r>
       <w:r>
         <w:rPr>
@@ -6178,17 +6476,45 @@
           <w:sz w:val="24"/>
           <w:szCs w:val="24"/>
         </w:rPr>
-        <w:t xml:space="preserve">Védje az összes terminal vonalat az TELEPHELY_SW kapcsolón a </w:t>
-      </w:r>
-      <w:r>
-        <w:rPr>
-          <w:rFonts w:eastAsia="Times New Roman" w:cs="Times New Roman"/>
-          <w:b/>
-          <w:color w:val="000000"/>
-          <w:sz w:val="24"/>
-          <w:szCs w:val="24"/>
-        </w:rPr>
-        <w:t>vtytelep</w:t>
+        <w:t xml:space="preserve">Védje az összes terminal vonalat az </w:t>
+      </w:r>
+      <w:r>
+        <w:rPr>
+          <w:rFonts w:eastAsia="Times New Roman" w:cs="Times New Roman"/>
+          <w:color w:val="000000"/>
+          <w:sz w:val="24"/>
+          <w:szCs w:val="24"/>
+        </w:rPr>
+        <w:t>IGAZGATO</w:t>
+      </w:r>
+      <w:r>
+        <w:rPr>
+          <w:rFonts w:eastAsia="Times New Roman" w:cs="Times New Roman"/>
+          <w:color w:val="000000"/>
+          <w:sz w:val="24"/>
+          <w:szCs w:val="24"/>
+        </w:rPr>
+        <w:t xml:space="preserve">_SW kapcsolón a </w:t>
+      </w:r>
+      <w:r>
+        <w:rPr>
+          <w:rFonts w:eastAsia="Times New Roman" w:cs="Times New Roman"/>
+          <w:b/>
+          <w:color w:val="000000"/>
+          <w:sz w:val="24"/>
+          <w:szCs w:val="24"/>
+        </w:rPr>
+        <w:t>vty</w:t>
+      </w:r>
+      <w:r>
+        <w:rPr>
+          <w:rFonts w:eastAsia="Times New Roman" w:cs="Times New Roman"/>
+          <w:b/>
+          <w:color w:val="000000"/>
+          <w:sz w:val="24"/>
+          <w:szCs w:val="24"/>
+        </w:rPr>
+        <w:t>igazgato</w:t>
       </w:r>
       <w:r>
         <w:rPr>
@@ -6259,17 +6585,55 @@
           <w:sz w:val="24"/>
           <w:szCs w:val="24"/>
         </w:rPr>
-        <w:t>Állítson be figyelmeztető üzenetet az TELEPHELY_SW kapcsolón következő szöveggel: „</w:t>
-      </w:r>
-      <w:r>
-        <w:rPr>
-          <w:rFonts w:eastAsia="Times New Roman" w:cs="Times New Roman"/>
-          <w:b/>
-          <w:color w:val="000000"/>
-          <w:sz w:val="24"/>
-          <w:szCs w:val="24"/>
-        </w:rPr>
-        <w:t>Tilos az illetektelen belepes!</w:t>
+        <w:t xml:space="preserve">Állítson be figyelmeztető üzenetet az </w:t>
+      </w:r>
+      <w:r>
+        <w:rPr>
+          <w:rFonts w:eastAsia="Times New Roman" w:cs="Times New Roman"/>
+          <w:color w:val="000000"/>
+          <w:sz w:val="24"/>
+          <w:szCs w:val="24"/>
+        </w:rPr>
+        <w:t>IGAZGATO</w:t>
+      </w:r>
+      <w:r>
+        <w:rPr>
+          <w:rFonts w:eastAsia="Times New Roman" w:cs="Times New Roman"/>
+          <w:color w:val="000000"/>
+          <w:sz w:val="24"/>
+          <w:szCs w:val="24"/>
+        </w:rPr>
+        <w:t>_SW kapcsolón következő szöveggel: „</w:t>
+      </w:r>
+      <w:r>
+        <w:rPr>
+          <w:rFonts w:eastAsia="Times New Roman" w:cs="Times New Roman"/>
+          <w:b/>
+          <w:color w:val="000000"/>
+          <w:sz w:val="24"/>
+          <w:szCs w:val="24"/>
+        </w:rPr>
+        <w:t xml:space="preserve">Tilos az </w:t>
+      </w:r>
+      <w:r>
+        <w:rPr>
+          <w:rFonts w:eastAsia="Times New Roman" w:cs="Times New Roman"/>
+          <w:b/>
+          <w:color w:val="000000"/>
+          <w:sz w:val="24"/>
+          <w:szCs w:val="24"/>
+        </w:rPr>
+        <w:t>allatok zavarasa</w:t>
+      </w:r>
+      <w:r>
+        <w:rPr>
+          <w:rFonts w:eastAsia="Times New Roman" w:cs="Times New Roman"/>
+          <w:b/>
+          <w:color w:val="000000"/>
+          <w:sz w:val="24"/>
+          <w:szCs w:val="24"/>
+        </w:rPr>
+        <w:t>!</w:t>
       </w:r>
       <w:r>
         <w:rPr>
@@ -6309,7 +6673,44 @@
           <w:sz w:val="24"/>
           <w:szCs w:val="24"/>
         </w:rPr>
-        <w:t>A várakozó ügyfelek vezeték nélküli hálózatot vehetnek igénybe, melyet az UGYFEL_WIFI eszköz szolgáltat (UGYFEL_NET). Állítsa be az UGYFEL_WIFI eszközt az alábbiak szerint:</w:t>
+        <w:lastRenderedPageBreak/>
+        <w:t xml:space="preserve">A várakozó ügyfelek vezeték nélküli hálózatot vehetnek igénybe, melyet az </w:t>
+      </w:r>
+      <w:r>
+        <w:rPr>
+          <w:rFonts w:eastAsia="Times New Roman" w:cs="Times New Roman"/>
+          <w:color w:val="000000"/>
+          <w:sz w:val="24"/>
+          <w:szCs w:val="24"/>
+        </w:rPr>
+        <w:t>SHOP_WIFI</w:t>
+      </w:r>
+      <w:r>
+        <w:rPr>
+          <w:rFonts w:eastAsia="Times New Roman" w:cs="Times New Roman"/>
+          <w:color w:val="000000"/>
+          <w:sz w:val="24"/>
+          <w:szCs w:val="24"/>
+        </w:rPr>
+        <w:t xml:space="preserve"> eszköz szolgáltat (UGYFEL_NET). Állítsa be az </w:t>
+      </w:r>
+      <w:r>
+        <w:rPr>
+          <w:rFonts w:eastAsia="Times New Roman" w:cs="Times New Roman"/>
+          <w:color w:val="000000"/>
+          <w:sz w:val="24"/>
+          <w:szCs w:val="24"/>
+        </w:rPr>
+        <w:t>SHOP_WIFI</w:t>
+      </w:r>
+      <w:r>
+        <w:rPr>
+          <w:rFonts w:eastAsia="Times New Roman" w:cs="Times New Roman"/>
+          <w:color w:val="000000"/>
+          <w:sz w:val="24"/>
+          <w:szCs w:val="24"/>
+        </w:rPr>
+        <w:t xml:space="preserve"> eszközt az alábbiak szerint:</w:t>
       </w:r>
     </w:p>
     <w:p>
@@ -6390,7 +6791,43 @@
           <w:sz w:val="24"/>
           <w:szCs w:val="24"/>
         </w:rPr>
-        <w:t xml:space="preserve"> A belső hálózat kliensei számára DHCP szolgáltatást kell beállítania úgy, hogy a kiosztás a címtartomány tizedik címétől induljon, és 120 db címre korlátozódjon!</w:t>
+        <w:t xml:space="preserve"> A belső hálózat kliensei számára DHCP szolgáltatást kell beállítania úgy, hogy a kiosztás a címtartomány </w:t>
+      </w:r>
+      <w:r>
+        <w:rPr>
+          <w:rFonts w:eastAsia="Times New Roman" w:cs="Times New Roman"/>
+          <w:color w:val="000000"/>
+          <w:sz w:val="24"/>
+          <w:szCs w:val="24"/>
+        </w:rPr>
+        <w:t>huszadik</w:t>
+      </w:r>
+      <w:r>
+        <w:rPr>
+          <w:rFonts w:eastAsia="Times New Roman" w:cs="Times New Roman"/>
+          <w:color w:val="000000"/>
+          <w:sz w:val="24"/>
+          <w:szCs w:val="24"/>
+        </w:rPr>
+        <w:t xml:space="preserve"> címétől induljon, és </w:t>
+      </w:r>
+      <w:r>
+        <w:rPr>
+          <w:rFonts w:eastAsia="Times New Roman" w:cs="Times New Roman"/>
+          <w:color w:val="000000"/>
+          <w:sz w:val="24"/>
+          <w:szCs w:val="24"/>
+        </w:rPr>
+        <w:t>60</w:t>
+      </w:r>
+      <w:r>
+        <w:rPr>
+          <w:rFonts w:eastAsia="Times New Roman" w:cs="Times New Roman"/>
+          <w:color w:val="000000"/>
+          <w:sz w:val="24"/>
+          <w:szCs w:val="24"/>
+        </w:rPr>
+        <w:t xml:space="preserve"> db címre korlátozódjon!</w:t>
       </w:r>
     </w:p>
     <w:p>
@@ -6421,7 +6858,25 @@
           <w:sz w:val="24"/>
           <w:szCs w:val="24"/>
         </w:rPr>
-        <w:t xml:space="preserve">DNS szervernek a 13.13.13.13 IP-cím legyen megadva! </w:t>
+        <w:t xml:space="preserve">DNS szervernek a </w:t>
+      </w:r>
+      <w:r>
+        <w:rPr>
+          <w:rFonts w:eastAsia="Times New Roman" w:cs="Times New Roman"/>
+          <w:color w:val="000000"/>
+          <w:sz w:val="24"/>
+          <w:szCs w:val="24"/>
+        </w:rPr>
+        <w:t>4.4.4.4</w:t>
+      </w:r>
+      <w:r>
+        <w:rPr>
+          <w:rFonts w:eastAsia="Times New Roman" w:cs="Times New Roman"/>
+          <w:color w:val="000000"/>
+          <w:sz w:val="24"/>
+          <w:szCs w:val="24"/>
+        </w:rPr>
+        <w:t xml:space="preserve"> IP-cím legyen megadva! </w:t>
       </w:r>
     </w:p>
     <w:p>
@@ -6543,7 +6998,17 @@
           <w:sz w:val="24"/>
           <w:szCs w:val="24"/>
         </w:rPr>
-        <w:t>gyartas123</w:t>
+        <w:t>allatkert</w:t>
+      </w:r>
+      <w:r>
+        <w:rPr>
+          <w:rFonts w:eastAsia="Times New Roman" w:cs="Times New Roman"/>
+          <w:b/>
+          <w:color w:val="000000"/>
+          <w:sz w:val="24"/>
+          <w:szCs w:val="24"/>
+        </w:rPr>
+        <w:t>123</w:t>
       </w:r>
       <w:r>
         <w:rPr>
@@ -6613,7 +7078,25 @@
           <w:sz w:val="24"/>
           <w:szCs w:val="24"/>
         </w:rPr>
-        <w:t>A forgalomirányítókon és az TELEPHELY_SW kapcsolón mentse el a konfigurációt, hogy azok újraindítás után is megőrizzék a beállításokat!</w:t>
+        <w:t xml:space="preserve">A forgalomirányítókon és az </w:t>
+      </w:r>
+      <w:r>
+        <w:rPr>
+          <w:rFonts w:eastAsia="Times New Roman" w:cs="Times New Roman"/>
+          <w:color w:val="000000"/>
+          <w:sz w:val="24"/>
+          <w:szCs w:val="24"/>
+        </w:rPr>
+        <w:t>IGAZGATO</w:t>
+      </w:r>
+      <w:r>
+        <w:rPr>
+          <w:rFonts w:eastAsia="Times New Roman" w:cs="Times New Roman"/>
+          <w:color w:val="000000"/>
+          <w:sz w:val="24"/>
+          <w:szCs w:val="24"/>
+        </w:rPr>
+        <w:t>_SW kapcsolón mentse el a konfigurációt, hogy azok újraindítás után is megőrizzék a beállításokat!</w:t>
       </w:r>
     </w:p>
     <w:p>
@@ -8594,6 +9077,7 @@
   <w:style w:type="character" w:default="1" w:styleId="Bekezdsalapbettpusa">
     <w:name w:val="Default Paragraph Font"/>
     <w:uiPriority w:val="1"/>
+    <w:semiHidden/>
     <w:unhideWhenUsed/>
   </w:style>
   <w:style w:type="table" w:default="1" w:styleId="Normltblzat">

--- a/eles_alapvizsga_2026.docx
+++ b/eles_alapvizsga_2026.docx
@@ -232,20 +232,7 @@
         <w:t>Osztálya</w:t>
       </w:r>
     </w:p>
-    <w:p>
-      <w:pPr>
-        <w:jc w:val="center"/>
-        <w:rPr>
-          <w:sz w:val="40"/>
-          <w:szCs w:val="40"/>
-        </w:rPr>
-      </w:pPr>
-    </w:p>
-    <w:p>
-      <w:pPr>
-        <w:jc w:val="center"/>
-      </w:pPr>
-    </w:p>
+    <w:p/>
     <w:p>
       <w:pPr>
         <w:jc w:val="center"/>
@@ -336,6 +323,7 @@
           <w:sz w:val="32"/>
           <w:szCs w:val="32"/>
         </w:rPr>
+        <w:lastRenderedPageBreak/>
         <w:t>Weboldalak kódolása</w:t>
       </w:r>
     </w:p>
@@ -1397,6 +1385,7 @@
           <w:b/>
           <w:bCs/>
         </w:rPr>
+        <w:lastRenderedPageBreak/>
         <w:t>Feladat:</w:t>
       </w:r>
     </w:p>
@@ -2027,6 +2016,7 @@
         <w:rPr>
           <w:noProof/>
         </w:rPr>
+        <w:lastRenderedPageBreak/>
         <w:drawing>
           <wp:inline distT="0" distB="0" distL="0" distR="0" wp14:anchorId="4D142E6F" wp14:editId="4709125A">
             <wp:extent cx="5144494" cy="2294118"/>
@@ -2348,7 +2338,6 @@
     <w:p/>
     <w:p/>
     <w:p/>
-    <w:p/>
     <w:p>
       <w:pPr>
         <w:rPr>
@@ -3355,9 +3344,9 @@
           <w:noProof/>
         </w:rPr>
         <w:drawing>
-          <wp:inline distT="0" distB="0" distL="0" distR="0" wp14:anchorId="45133012" wp14:editId="24A716B6">
-            <wp:extent cx="5404705" cy="649989"/>
-            <wp:effectExtent l="0" t="0" r="5715" b="0"/>
+          <wp:inline distT="0" distB="0" distL="0" distR="0" wp14:anchorId="45133012" wp14:editId="046CB6CC">
+            <wp:extent cx="4738978" cy="569926"/>
+            <wp:effectExtent l="0" t="0" r="5080" b="1905"/>
             <wp:docPr id="259396703" name="Kép 3"/>
             <wp:cNvGraphicFramePr>
               <a:graphicFrameLocks xmlns:a="http://schemas.openxmlformats.org/drawingml/2006/main" noChangeAspect="1"/>
@@ -3384,7 +3373,7 @@
                   <pic:spPr>
                     <a:xfrm>
                       <a:off x="0" y="0"/>
-                      <a:ext cx="5404705" cy="649989"/>
+                      <a:ext cx="4775053" cy="574265"/>
                     </a:xfrm>
                     <a:prstGeom prst="rect">
                       <a:avLst/>
@@ -3419,9 +3408,9 @@
           <w:noProof/>
         </w:rPr>
         <w:drawing>
-          <wp:inline distT="0" distB="0" distL="0" distR="0" wp14:anchorId="72ED7F38" wp14:editId="2E2821DA">
-            <wp:extent cx="3957293" cy="690956"/>
-            <wp:effectExtent l="0" t="0" r="5715" b="0"/>
+          <wp:inline distT="0" distB="0" distL="0" distR="0" wp14:anchorId="72ED7F38" wp14:editId="45C8CBD5">
+            <wp:extent cx="3490623" cy="609474"/>
+            <wp:effectExtent l="0" t="0" r="0" b="635"/>
             <wp:docPr id="388208619" name="Kép 4"/>
             <wp:cNvGraphicFramePr>
               <a:graphicFrameLocks xmlns:a="http://schemas.openxmlformats.org/drawingml/2006/main" noChangeAspect="1"/>
@@ -3448,7 +3437,7 @@
                   <pic:spPr>
                     <a:xfrm>
                       <a:off x="0" y="0"/>
-                      <a:ext cx="3957293" cy="690956"/>
+                      <a:ext cx="3513058" cy="613391"/>
                     </a:xfrm>
                     <a:prstGeom prst="rect">
                       <a:avLst/>
@@ -3928,9 +3917,9 @@
           <w:noProof/>
         </w:rPr>
         <w:drawing>
-          <wp:inline distT="0" distB="0" distL="0" distR="0" wp14:anchorId="74090B72" wp14:editId="72F465F1">
-            <wp:extent cx="4474894" cy="1932508"/>
-            <wp:effectExtent l="0" t="0" r="1905" b="0"/>
+          <wp:inline distT="0" distB="0" distL="0" distR="0" wp14:anchorId="74090B72" wp14:editId="25586832">
+            <wp:extent cx="4015409" cy="1734077"/>
+            <wp:effectExtent l="0" t="0" r="4445" b="0"/>
             <wp:docPr id="1794387305" name="Kép 5"/>
             <wp:cNvGraphicFramePr>
               <a:graphicFrameLocks xmlns:a="http://schemas.openxmlformats.org/drawingml/2006/main" noChangeAspect="1"/>
@@ -3957,7 +3946,7 @@
                   <pic:spPr>
                     <a:xfrm>
                       <a:off x="0" y="0"/>
-                      <a:ext cx="4474894" cy="1932508"/>
+                      <a:ext cx="4025874" cy="1738596"/>
                     </a:xfrm>
                     <a:prstGeom prst="rect">
                       <a:avLst/>
@@ -5331,7 +5320,6 @@
               <w:rPr>
                 <w:rFonts w:eastAsia="Times New Roman" w:cs="Times New Roman"/>
               </w:rPr>
-              <w:lastRenderedPageBreak/>
               <w:t>ORVOS</w:t>
             </w:r>
             <w:r>
@@ -6585,6 +6573,7 @@
           <w:sz w:val="24"/>
           <w:szCs w:val="24"/>
         </w:rPr>
+        <w:lastRenderedPageBreak/>
         <w:t xml:space="preserve">Állítson be figyelmeztető üzenetet az </w:t>
       </w:r>
       <w:r>
@@ -6673,7 +6662,6 @@
           <w:sz w:val="24"/>
           <w:szCs w:val="24"/>
         </w:rPr>
-        <w:lastRenderedPageBreak/>
         <w:t xml:space="preserve">A várakozó ügyfelek vezeték nélküli hálózatot vehetnek igénybe, melyet az </w:t>
       </w:r>
       <w:r>
@@ -7238,13 +7226,12 @@
     <w:r>
       <w:rPr>
         <w:noProof/>
-        <w:u w:val="single"/>
       </w:rPr>
       <w:drawing>
-        <wp:inline distT="0" distB="0" distL="0" distR="0" wp14:anchorId="46E61873" wp14:editId="10860382">
-          <wp:extent cx="5760720" cy="732790"/>
-          <wp:effectExtent l="0" t="0" r="0" b="0"/>
-          <wp:docPr id="191195448" name="Kép 1" descr="A képen szöveg, Betűtípus látható&#10;&#10;Előfordulhat, hogy az AI által létrehozott tartalom helytelen."/>
+        <wp:inline distT="0" distB="0" distL="0" distR="0" wp14:anchorId="40BF4A31" wp14:editId="058E15D1">
+          <wp:extent cx="5666667" cy="990476"/>
+          <wp:effectExtent l="0" t="0" r="0" b="635"/>
+          <wp:docPr id="2033862139" name="Kép 1"/>
           <wp:cNvGraphicFramePr>
             <a:graphicFrameLocks xmlns:a="http://schemas.openxmlformats.org/drawingml/2006/main" noChangeAspect="1"/>
           </wp:cNvGraphicFramePr>
@@ -7252,17 +7239,11 @@
             <a:graphicData uri="http://schemas.openxmlformats.org/drawingml/2006/picture">
               <pic:pic xmlns:pic="http://schemas.openxmlformats.org/drawingml/2006/picture">
                 <pic:nvPicPr>
-                  <pic:cNvPr id="191195448" name="Kép 1" descr="A képen szöveg, Betűtípus látható&#10;&#10;Előfordulhat, hogy az AI által létrehozott tartalom helytelen."/>
+                  <pic:cNvPr id="2033862139" name=""/>
                   <pic:cNvPicPr/>
                 </pic:nvPicPr>
                 <pic:blipFill>
-                  <a:blip r:embed="rId1">
-                    <a:extLst>
-                      <a:ext uri="{28A0092B-C50C-407E-A947-70E740481C1C}">
-                        <a14:useLocalDpi xmlns:a14="http://schemas.microsoft.com/office/drawing/2010/main" val="0"/>
-                      </a:ext>
-                    </a:extLst>
-                  </a:blip>
+                  <a:blip r:embed="rId1"/>
                   <a:stretch>
                     <a:fillRect/>
                   </a:stretch>
@@ -7270,7 +7251,7 @@
                 <pic:spPr>
                   <a:xfrm>
                     <a:off x="0" y="0"/>
-                    <a:ext cx="5760720" cy="732790"/>
+                    <a:ext cx="5666667" cy="990476"/>
                   </a:xfrm>
                   <a:prstGeom prst="rect">
                     <a:avLst/>
